--- a/Lab_3.docx
+++ b/Lab_3.docx
@@ -494,15 +494,7 @@
     <w:p>
       <w:r>
         <w:lastRenderedPageBreak/>
-        <w:t xml:space="preserve">The project should open to a level that looks like </w:t>
-      </w:r>
-      <w:proofErr w:type="gramStart"/>
-      <w:r>
-        <w:t>this :</w:t>
-      </w:r>
-      <w:proofErr w:type="gramEnd"/>
-      <w:r>
-        <w:t xml:space="preserve"> </w:t>
+        <w:t xml:space="preserve">The project should open to a level that looks like this : </w:t>
       </w:r>
     </w:p>
     <w:p/>
@@ -1371,31 +1363,7 @@
           <w:sz w:val="22"/>
           <w:szCs w:val="22"/>
         </w:rPr>
-        <w:t>5.</w:t>
-      </w:r>
-      <w:proofErr w:type="gramStart"/>
-      <w:r>
-        <w:rPr>
-          <w:rFonts w:ascii="Bookman Old Style" w:eastAsia="Bookman Old Style" w:hAnsi="Bookman Old Style" w:cs="Bookman Old Style"/>
-          <w:b/>
-          <w:bCs/>
-          <w:color w:val="000000"/>
-          <w:sz w:val="22"/>
-          <w:szCs w:val="22"/>
-        </w:rPr>
-        <w:t>Setup  the</w:t>
-      </w:r>
-      <w:proofErr w:type="gramEnd"/>
-      <w:r>
-        <w:rPr>
-          <w:rFonts w:ascii="Bookman Old Style" w:eastAsia="Bookman Old Style" w:hAnsi="Bookman Old Style" w:cs="Bookman Old Style"/>
-          <w:b/>
-          <w:bCs/>
-          <w:color w:val="000000"/>
-          <w:sz w:val="22"/>
-          <w:szCs w:val="22"/>
-        </w:rPr>
-        <w:t xml:space="preserve"> death Plane </w:t>
+        <w:t xml:space="preserve">5.Setup  the death Plane </w:t>
       </w:r>
     </w:p>
     <w:p>
@@ -2221,7 +2189,6 @@
         <w:t xml:space="preserve">public class </w:t>
       </w:r>
       <w:proofErr w:type="spellStart"/>
-      <w:proofErr w:type="gramStart"/>
       <w:r>
         <w:rPr>
           <w:rFonts w:ascii="Courier New" w:eastAsia="Courier New" w:hAnsi="Courier New" w:cs="Courier New"/>
@@ -2235,9 +2202,90 @@
           <w:rFonts w:ascii="Courier New" w:eastAsia="Courier New" w:hAnsi="Courier New" w:cs="Courier New"/>
           <w:color w:val="188038"/>
         </w:rPr>
-        <w:t xml:space="preserve"> :</w:t>
-      </w:r>
-      <w:proofErr w:type="gramEnd"/>
+        <w:t xml:space="preserve"> : </w:t>
+      </w:r>
+      <w:proofErr w:type="spellStart"/>
+      <w:r>
+        <w:rPr>
+          <w:rFonts w:ascii="Courier New" w:eastAsia="Courier New" w:hAnsi="Courier New" w:cs="Courier New"/>
+          <w:color w:val="188038"/>
+        </w:rPr>
+        <w:t>MonoBehaviour</w:t>
+      </w:r>
+      <w:proofErr w:type="spellEnd"/>
+    </w:p>
+    <w:p>
+      <w:pPr>
+        <w:ind w:left="720"/>
+        <w:rPr>
+          <w:rFonts w:ascii="Courier New" w:eastAsia="Courier New" w:hAnsi="Courier New" w:cs="Courier New"/>
+          <w:color w:val="188038"/>
+        </w:rPr>
+      </w:pPr>
+      <w:r>
+        <w:rPr>
+          <w:rFonts w:ascii="Courier New" w:eastAsia="Courier New" w:hAnsi="Courier New" w:cs="Courier New"/>
+          <w:color w:val="188038"/>
+        </w:rPr>
+        <w:t>{</w:t>
+      </w:r>
+    </w:p>
+    <w:p>
+      <w:pPr>
+        <w:ind w:left="720"/>
+        <w:rPr>
+          <w:rFonts w:ascii="Courier New" w:eastAsia="Courier New" w:hAnsi="Courier New" w:cs="Courier New"/>
+          <w:color w:val="188038"/>
+        </w:rPr>
+      </w:pPr>
+      <w:r>
+        <w:rPr>
+          <w:rFonts w:ascii="Courier New" w:eastAsia="Courier New" w:hAnsi="Courier New" w:cs="Courier New"/>
+          <w:color w:val="188038"/>
+        </w:rPr>
+        <w:t xml:space="preserve">    public float </w:t>
+      </w:r>
+      <w:proofErr w:type="spellStart"/>
+      <w:r>
+        <w:rPr>
+          <w:rFonts w:ascii="Courier New" w:eastAsia="Courier New" w:hAnsi="Courier New" w:cs="Courier New"/>
+          <w:color w:val="188038"/>
+        </w:rPr>
+        <w:t>moveSpeed</w:t>
+      </w:r>
+      <w:proofErr w:type="spellEnd"/>
+      <w:r>
+        <w:rPr>
+          <w:rFonts w:ascii="Courier New" w:eastAsia="Courier New" w:hAnsi="Courier New" w:cs="Courier New"/>
+          <w:color w:val="188038"/>
+        </w:rPr>
+        <w:t xml:space="preserve"> = 10f;</w:t>
+      </w:r>
+    </w:p>
+    <w:p>
+      <w:pPr>
+        <w:ind w:left="720"/>
+        <w:rPr>
+          <w:rFonts w:ascii="Courier New" w:eastAsia="Courier New" w:hAnsi="Courier New" w:cs="Courier New"/>
+          <w:color w:val="188038"/>
+        </w:rPr>
+      </w:pPr>
+      <w:r>
+        <w:rPr>
+          <w:rFonts w:ascii="Courier New" w:eastAsia="Courier New" w:hAnsi="Courier New" w:cs="Courier New"/>
+          <w:color w:val="188038"/>
+        </w:rPr>
+        <w:t xml:space="preserve">    private </w:t>
+      </w:r>
+      <w:proofErr w:type="spellStart"/>
+      <w:r>
+        <w:rPr>
+          <w:rFonts w:ascii="Courier New" w:eastAsia="Courier New" w:hAnsi="Courier New" w:cs="Courier New"/>
+          <w:color w:val="188038"/>
+        </w:rPr>
+        <w:t>Rigidbody</w:t>
+      </w:r>
+      <w:proofErr w:type="spellEnd"/>
       <w:r>
         <w:rPr>
           <w:rFonts w:ascii="Courier New" w:eastAsia="Courier New" w:hAnsi="Courier New" w:cs="Courier New"/>
@@ -2251,9 +2299,16 @@
           <w:rFonts w:ascii="Courier New" w:eastAsia="Courier New" w:hAnsi="Courier New" w:cs="Courier New"/>
           <w:color w:val="188038"/>
         </w:rPr>
-        <w:t>MonoBehaviour</w:t>
-      </w:r>
-      <w:proofErr w:type="spellEnd"/>
+        <w:t>rb</w:t>
+      </w:r>
+      <w:proofErr w:type="spellEnd"/>
+      <w:r>
+        <w:rPr>
+          <w:rFonts w:ascii="Courier New" w:eastAsia="Courier New" w:hAnsi="Courier New" w:cs="Courier New"/>
+          <w:color w:val="188038"/>
+        </w:rPr>
+        <w:t>;</w:t>
+      </w:r>
     </w:p>
     <w:p>
       <w:pPr>
@@ -2263,13 +2318,6 @@
           <w:color w:val="188038"/>
         </w:rPr>
       </w:pPr>
-      <w:r>
-        <w:rPr>
-          <w:rFonts w:ascii="Courier New" w:eastAsia="Courier New" w:hAnsi="Courier New" w:cs="Courier New"/>
-          <w:color w:val="188038"/>
-        </w:rPr>
-        <w:t>{</w:t>
-      </w:r>
     </w:p>
     <w:p>
       <w:pPr>
@@ -2284,23 +2332,7 @@
           <w:rFonts w:ascii="Courier New" w:eastAsia="Courier New" w:hAnsi="Courier New" w:cs="Courier New"/>
           <w:color w:val="188038"/>
         </w:rPr>
-        <w:t xml:space="preserve">    public float </w:t>
-      </w:r>
-      <w:proofErr w:type="spellStart"/>
-      <w:r>
-        <w:rPr>
-          <w:rFonts w:ascii="Courier New" w:eastAsia="Courier New" w:hAnsi="Courier New" w:cs="Courier New"/>
-          <w:color w:val="188038"/>
-        </w:rPr>
-        <w:t>moveSpeed</w:t>
-      </w:r>
-      <w:proofErr w:type="spellEnd"/>
-      <w:r>
-        <w:rPr>
-          <w:rFonts w:ascii="Courier New" w:eastAsia="Courier New" w:hAnsi="Courier New" w:cs="Courier New"/>
-          <w:color w:val="188038"/>
-        </w:rPr>
-        <w:t xml:space="preserve"> = 10f;</w:t>
+        <w:t xml:space="preserve">    void Start()</w:t>
       </w:r>
     </w:p>
     <w:p>
@@ -2316,7 +2348,55 @@
           <w:rFonts w:ascii="Courier New" w:eastAsia="Courier New" w:hAnsi="Courier New" w:cs="Courier New"/>
           <w:color w:val="188038"/>
         </w:rPr>
-        <w:t xml:space="preserve">    private </w:t>
+        <w:t xml:space="preserve">    {</w:t>
+      </w:r>
+    </w:p>
+    <w:p>
+      <w:pPr>
+        <w:ind w:left="720"/>
+        <w:rPr>
+          <w:rFonts w:ascii="Courier New" w:eastAsia="Courier New" w:hAnsi="Courier New" w:cs="Courier New"/>
+          <w:color w:val="188038"/>
+        </w:rPr>
+      </w:pPr>
+      <w:r>
+        <w:rPr>
+          <w:rFonts w:ascii="Courier New" w:eastAsia="Courier New" w:hAnsi="Courier New" w:cs="Courier New"/>
+          <w:color w:val="188038"/>
+        </w:rPr>
+        <w:t xml:space="preserve">        </w:t>
+      </w:r>
+      <w:proofErr w:type="spellStart"/>
+      <w:r>
+        <w:rPr>
+          <w:rFonts w:ascii="Courier New" w:eastAsia="Courier New" w:hAnsi="Courier New" w:cs="Courier New"/>
+          <w:color w:val="188038"/>
+        </w:rPr>
+        <w:t>rb</w:t>
+      </w:r>
+      <w:proofErr w:type="spellEnd"/>
+      <w:r>
+        <w:rPr>
+          <w:rFonts w:ascii="Courier New" w:eastAsia="Courier New" w:hAnsi="Courier New" w:cs="Courier New"/>
+          <w:color w:val="188038"/>
+        </w:rPr>
+        <w:t xml:space="preserve"> = </w:t>
+      </w:r>
+      <w:proofErr w:type="spellStart"/>
+      <w:r>
+        <w:rPr>
+          <w:rFonts w:ascii="Courier New" w:eastAsia="Courier New" w:hAnsi="Courier New" w:cs="Courier New"/>
+          <w:color w:val="188038"/>
+        </w:rPr>
+        <w:t>GetComponent</w:t>
+      </w:r>
+      <w:proofErr w:type="spellEnd"/>
+      <w:r>
+        <w:rPr>
+          <w:rFonts w:ascii="Courier New" w:eastAsia="Courier New" w:hAnsi="Courier New" w:cs="Courier New"/>
+          <w:color w:val="188038"/>
+        </w:rPr>
+        <w:t>&lt;</w:t>
       </w:r>
       <w:proofErr w:type="spellStart"/>
       <w:r>
@@ -2332,23 +2412,7 @@
           <w:rFonts w:ascii="Courier New" w:eastAsia="Courier New" w:hAnsi="Courier New" w:cs="Courier New"/>
           <w:color w:val="188038"/>
         </w:rPr>
-        <w:t xml:space="preserve"> </w:t>
-      </w:r>
-      <w:proofErr w:type="spellStart"/>
-      <w:r>
-        <w:rPr>
-          <w:rFonts w:ascii="Courier New" w:eastAsia="Courier New" w:hAnsi="Courier New" w:cs="Courier New"/>
-          <w:color w:val="188038"/>
-        </w:rPr>
-        <w:t>rb</w:t>
-      </w:r>
-      <w:proofErr w:type="spellEnd"/>
-      <w:r>
-        <w:rPr>
-          <w:rFonts w:ascii="Courier New" w:eastAsia="Courier New" w:hAnsi="Courier New" w:cs="Courier New"/>
-          <w:color w:val="188038"/>
-        </w:rPr>
-        <w:t>;</w:t>
+        <w:t>&gt;();</w:t>
       </w:r>
     </w:p>
     <w:p>
@@ -2359,6 +2423,13 @@
           <w:color w:val="188038"/>
         </w:rPr>
       </w:pPr>
+      <w:r>
+        <w:rPr>
+          <w:rFonts w:ascii="Courier New" w:eastAsia="Courier New" w:hAnsi="Courier New" w:cs="Courier New"/>
+          <w:color w:val="188038"/>
+        </w:rPr>
+        <w:t xml:space="preserve">    }</w:t>
+      </w:r>
     </w:p>
     <w:p>
       <w:pPr>
@@ -2368,6 +2439,15 @@
           <w:color w:val="188038"/>
         </w:rPr>
       </w:pPr>
+    </w:p>
+    <w:p>
+      <w:pPr>
+        <w:ind w:left="720"/>
+        <w:rPr>
+          <w:rFonts w:ascii="Courier New" w:eastAsia="Courier New" w:hAnsi="Courier New" w:cs="Courier New"/>
+          <w:color w:val="188038"/>
+        </w:rPr>
+      </w:pPr>
       <w:r>
         <w:rPr>
           <w:rFonts w:ascii="Courier New" w:eastAsia="Courier New" w:hAnsi="Courier New" w:cs="Courier New"/>
@@ -2375,21 +2455,21 @@
         </w:rPr>
         <w:t xml:space="preserve">    void </w:t>
       </w:r>
-      <w:proofErr w:type="gramStart"/>
-      <w:r>
-        <w:rPr>
-          <w:rFonts w:ascii="Courier New" w:eastAsia="Courier New" w:hAnsi="Courier New" w:cs="Courier New"/>
-          <w:color w:val="188038"/>
-        </w:rPr>
-        <w:t>Start(</w:t>
-      </w:r>
-      <w:proofErr w:type="gramEnd"/>
-      <w:r>
-        <w:rPr>
-          <w:rFonts w:ascii="Courier New" w:eastAsia="Courier New" w:hAnsi="Courier New" w:cs="Courier New"/>
-          <w:color w:val="188038"/>
-        </w:rPr>
-        <w:t>)</w:t>
+      <w:proofErr w:type="spellStart"/>
+      <w:r>
+        <w:rPr>
+          <w:rFonts w:ascii="Courier New" w:eastAsia="Courier New" w:hAnsi="Courier New" w:cs="Courier New"/>
+          <w:color w:val="188038"/>
+        </w:rPr>
+        <w:t>FixedUpdate</w:t>
+      </w:r>
+      <w:proofErr w:type="spellEnd"/>
+      <w:r>
+        <w:rPr>
+          <w:rFonts w:ascii="Courier New" w:eastAsia="Courier New" w:hAnsi="Courier New" w:cs="Courier New"/>
+          <w:color w:val="188038"/>
+        </w:rPr>
+        <w:t>() // Physics-related operations should go here</w:t>
       </w:r>
     </w:p>
     <w:p>
@@ -2421,6 +2501,257 @@
           <w:rFonts w:ascii="Courier New" w:eastAsia="Courier New" w:hAnsi="Courier New" w:cs="Courier New"/>
           <w:color w:val="188038"/>
         </w:rPr>
+        <w:t xml:space="preserve">        // Get input for horizontal and vertical axes</w:t>
+      </w:r>
+    </w:p>
+    <w:p>
+      <w:pPr>
+        <w:ind w:left="720"/>
+        <w:rPr>
+          <w:rFonts w:ascii="Courier New" w:eastAsia="Courier New" w:hAnsi="Courier New" w:cs="Courier New"/>
+          <w:color w:val="188038"/>
+        </w:rPr>
+      </w:pPr>
+      <w:r>
+        <w:rPr>
+          <w:rFonts w:ascii="Courier New" w:eastAsia="Courier New" w:hAnsi="Courier New" w:cs="Courier New"/>
+          <w:color w:val="188038"/>
+        </w:rPr>
+        <w:t xml:space="preserve">        float </w:t>
+      </w:r>
+      <w:proofErr w:type="spellStart"/>
+      <w:r>
+        <w:rPr>
+          <w:rFonts w:ascii="Courier New" w:eastAsia="Courier New" w:hAnsi="Courier New" w:cs="Courier New"/>
+          <w:color w:val="188038"/>
+        </w:rPr>
+        <w:t>moveX</w:t>
+      </w:r>
+      <w:proofErr w:type="spellEnd"/>
+      <w:r>
+        <w:rPr>
+          <w:rFonts w:ascii="Courier New" w:eastAsia="Courier New" w:hAnsi="Courier New" w:cs="Courier New"/>
+          <w:color w:val="188038"/>
+        </w:rPr>
+        <w:t xml:space="preserve"> = </w:t>
+      </w:r>
+      <w:proofErr w:type="spellStart"/>
+      <w:r>
+        <w:rPr>
+          <w:rFonts w:ascii="Courier New" w:eastAsia="Courier New" w:hAnsi="Courier New" w:cs="Courier New"/>
+          <w:color w:val="188038"/>
+        </w:rPr>
+        <w:t>Input.GetAxis</w:t>
+      </w:r>
+      <w:proofErr w:type="spellEnd"/>
+      <w:r>
+        <w:rPr>
+          <w:rFonts w:ascii="Courier New" w:eastAsia="Courier New" w:hAnsi="Courier New" w:cs="Courier New"/>
+          <w:color w:val="188038"/>
+        </w:rPr>
+        <w:t>("Horizontal");</w:t>
+      </w:r>
+    </w:p>
+    <w:p>
+      <w:pPr>
+        <w:ind w:left="720"/>
+        <w:rPr>
+          <w:rFonts w:ascii="Courier New" w:eastAsia="Courier New" w:hAnsi="Courier New" w:cs="Courier New"/>
+          <w:color w:val="188038"/>
+        </w:rPr>
+      </w:pPr>
+      <w:r>
+        <w:rPr>
+          <w:rFonts w:ascii="Courier New" w:eastAsia="Courier New" w:hAnsi="Courier New" w:cs="Courier New"/>
+          <w:color w:val="188038"/>
+        </w:rPr>
+        <w:t xml:space="preserve">        float </w:t>
+      </w:r>
+      <w:proofErr w:type="spellStart"/>
+      <w:r>
+        <w:rPr>
+          <w:rFonts w:ascii="Courier New" w:eastAsia="Courier New" w:hAnsi="Courier New" w:cs="Courier New"/>
+          <w:color w:val="188038"/>
+        </w:rPr>
+        <w:t>moveZ</w:t>
+      </w:r>
+      <w:proofErr w:type="spellEnd"/>
+      <w:r>
+        <w:rPr>
+          <w:rFonts w:ascii="Courier New" w:eastAsia="Courier New" w:hAnsi="Courier New" w:cs="Courier New"/>
+          <w:color w:val="188038"/>
+        </w:rPr>
+        <w:t xml:space="preserve"> = </w:t>
+      </w:r>
+      <w:proofErr w:type="spellStart"/>
+      <w:r>
+        <w:rPr>
+          <w:rFonts w:ascii="Courier New" w:eastAsia="Courier New" w:hAnsi="Courier New" w:cs="Courier New"/>
+          <w:color w:val="188038"/>
+        </w:rPr>
+        <w:t>Input.GetAxis</w:t>
+      </w:r>
+      <w:proofErr w:type="spellEnd"/>
+      <w:r>
+        <w:rPr>
+          <w:rFonts w:ascii="Courier New" w:eastAsia="Courier New" w:hAnsi="Courier New" w:cs="Courier New"/>
+          <w:color w:val="188038"/>
+        </w:rPr>
+        <w:t>("Vertical");</w:t>
+      </w:r>
+    </w:p>
+    <w:p>
+      <w:pPr>
+        <w:ind w:left="720"/>
+        <w:rPr>
+          <w:rFonts w:ascii="Courier New" w:eastAsia="Courier New" w:hAnsi="Courier New" w:cs="Courier New"/>
+          <w:color w:val="188038"/>
+        </w:rPr>
+      </w:pPr>
+    </w:p>
+    <w:p>
+      <w:pPr>
+        <w:ind w:left="720"/>
+        <w:rPr>
+          <w:rFonts w:ascii="Courier New" w:eastAsia="Courier New" w:hAnsi="Courier New" w:cs="Courier New"/>
+          <w:color w:val="188038"/>
+        </w:rPr>
+      </w:pPr>
+      <w:r>
+        <w:rPr>
+          <w:rFonts w:ascii="Courier New" w:eastAsia="Courier New" w:hAnsi="Courier New" w:cs="Courier New"/>
+          <w:color w:val="188038"/>
+        </w:rPr>
+        <w:t xml:space="preserve">        // Calculate the movement direction based on the player's forward and right vectors</w:t>
+      </w:r>
+    </w:p>
+    <w:p>
+      <w:pPr>
+        <w:ind w:left="720"/>
+        <w:rPr>
+          <w:rFonts w:ascii="Courier New" w:eastAsia="Courier New" w:hAnsi="Courier New" w:cs="Courier New"/>
+          <w:color w:val="188038"/>
+        </w:rPr>
+      </w:pPr>
+      <w:r>
+        <w:rPr>
+          <w:rFonts w:ascii="Courier New" w:eastAsia="Courier New" w:hAnsi="Courier New" w:cs="Courier New"/>
+          <w:color w:val="188038"/>
+        </w:rPr>
+        <w:t xml:space="preserve">        Vector3 movement = (</w:t>
+      </w:r>
+      <w:proofErr w:type="spellStart"/>
+      <w:r>
+        <w:rPr>
+          <w:rFonts w:ascii="Courier New" w:eastAsia="Courier New" w:hAnsi="Courier New" w:cs="Courier New"/>
+          <w:color w:val="188038"/>
+        </w:rPr>
+        <w:t>transform.right</w:t>
+      </w:r>
+      <w:proofErr w:type="spellEnd"/>
+      <w:r>
+        <w:rPr>
+          <w:rFonts w:ascii="Courier New" w:eastAsia="Courier New" w:hAnsi="Courier New" w:cs="Courier New"/>
+          <w:color w:val="188038"/>
+        </w:rPr>
+        <w:t xml:space="preserve"> * </w:t>
+      </w:r>
+      <w:proofErr w:type="spellStart"/>
+      <w:r>
+        <w:rPr>
+          <w:rFonts w:ascii="Courier New" w:eastAsia="Courier New" w:hAnsi="Courier New" w:cs="Courier New"/>
+          <w:color w:val="188038"/>
+        </w:rPr>
+        <w:t>moveX</w:t>
+      </w:r>
+      <w:proofErr w:type="spellEnd"/>
+      <w:r>
+        <w:rPr>
+          <w:rFonts w:ascii="Courier New" w:eastAsia="Courier New" w:hAnsi="Courier New" w:cs="Courier New"/>
+          <w:color w:val="188038"/>
+        </w:rPr>
+        <w:t>) + (</w:t>
+      </w:r>
+      <w:proofErr w:type="spellStart"/>
+      <w:r>
+        <w:rPr>
+          <w:rFonts w:ascii="Courier New" w:eastAsia="Courier New" w:hAnsi="Courier New" w:cs="Courier New"/>
+          <w:color w:val="188038"/>
+        </w:rPr>
+        <w:t>transform.forward</w:t>
+      </w:r>
+      <w:proofErr w:type="spellEnd"/>
+      <w:r>
+        <w:rPr>
+          <w:rFonts w:ascii="Courier New" w:eastAsia="Courier New" w:hAnsi="Courier New" w:cs="Courier New"/>
+          <w:color w:val="188038"/>
+        </w:rPr>
+        <w:t xml:space="preserve"> * </w:t>
+      </w:r>
+      <w:proofErr w:type="spellStart"/>
+      <w:r>
+        <w:rPr>
+          <w:rFonts w:ascii="Courier New" w:eastAsia="Courier New" w:hAnsi="Courier New" w:cs="Courier New"/>
+          <w:color w:val="188038"/>
+        </w:rPr>
+        <w:t>moveZ</w:t>
+      </w:r>
+      <w:proofErr w:type="spellEnd"/>
+      <w:r>
+        <w:rPr>
+          <w:rFonts w:ascii="Courier New" w:eastAsia="Courier New" w:hAnsi="Courier New" w:cs="Courier New"/>
+          <w:color w:val="188038"/>
+        </w:rPr>
+        <w:t>);</w:t>
+      </w:r>
+    </w:p>
+    <w:p>
+      <w:pPr>
+        <w:ind w:left="720"/>
+        <w:rPr>
+          <w:rFonts w:ascii="Courier New" w:eastAsia="Courier New" w:hAnsi="Courier New" w:cs="Courier New"/>
+          <w:color w:val="188038"/>
+        </w:rPr>
+      </w:pPr>
+    </w:p>
+    <w:p>
+      <w:pPr>
+        <w:ind w:left="720"/>
+        <w:rPr>
+          <w:rFonts w:ascii="Courier New" w:eastAsia="Courier New" w:hAnsi="Courier New" w:cs="Courier New"/>
+          <w:color w:val="188038"/>
+        </w:rPr>
+      </w:pPr>
+      <w:r>
+        <w:rPr>
+          <w:rFonts w:ascii="Courier New" w:eastAsia="Courier New" w:hAnsi="Courier New" w:cs="Courier New"/>
+          <w:color w:val="188038"/>
+        </w:rPr>
+        <w:t xml:space="preserve">        // Apply movement to the </w:t>
+      </w:r>
+      <w:proofErr w:type="spellStart"/>
+      <w:r>
+        <w:rPr>
+          <w:rFonts w:ascii="Courier New" w:eastAsia="Courier New" w:hAnsi="Courier New" w:cs="Courier New"/>
+          <w:color w:val="188038"/>
+        </w:rPr>
+        <w:t>rigidbody</w:t>
+      </w:r>
+      <w:proofErr w:type="spellEnd"/>
+    </w:p>
+    <w:p>
+      <w:pPr>
+        <w:ind w:left="720"/>
+        <w:rPr>
+          <w:rFonts w:ascii="Courier New" w:eastAsia="Courier New" w:hAnsi="Courier New" w:cs="Courier New"/>
+          <w:color w:val="188038"/>
+        </w:rPr>
+      </w:pPr>
+      <w:r>
+        <w:rPr>
+          <w:rFonts w:ascii="Courier New" w:eastAsia="Courier New" w:hAnsi="Courier New" w:cs="Courier New"/>
+          <w:color w:val="188038"/>
+        </w:rPr>
         <w:t xml:space="preserve">        </w:t>
       </w:r>
       <w:proofErr w:type="spellStart"/>
@@ -2429,419 +2760,9 @@
           <w:rFonts w:ascii="Courier New" w:eastAsia="Courier New" w:hAnsi="Courier New" w:cs="Courier New"/>
           <w:color w:val="188038"/>
         </w:rPr>
-        <w:t>rb</w:t>
-      </w:r>
-      <w:proofErr w:type="spellEnd"/>
-      <w:r>
-        <w:rPr>
-          <w:rFonts w:ascii="Courier New" w:eastAsia="Courier New" w:hAnsi="Courier New" w:cs="Courier New"/>
-          <w:color w:val="188038"/>
-        </w:rPr>
-        <w:t xml:space="preserve"> = </w:t>
-      </w:r>
-      <w:proofErr w:type="spellStart"/>
-      <w:r>
-        <w:rPr>
-          <w:rFonts w:ascii="Courier New" w:eastAsia="Courier New" w:hAnsi="Courier New" w:cs="Courier New"/>
-          <w:color w:val="188038"/>
-        </w:rPr>
-        <w:t>GetComponent</w:t>
-      </w:r>
-      <w:proofErr w:type="spellEnd"/>
-      <w:r>
-        <w:rPr>
-          <w:rFonts w:ascii="Courier New" w:eastAsia="Courier New" w:hAnsi="Courier New" w:cs="Courier New"/>
-          <w:color w:val="188038"/>
-        </w:rPr>
-        <w:t>&lt;</w:t>
-      </w:r>
-      <w:proofErr w:type="spellStart"/>
-      <w:r>
-        <w:rPr>
-          <w:rFonts w:ascii="Courier New" w:eastAsia="Courier New" w:hAnsi="Courier New" w:cs="Courier New"/>
-          <w:color w:val="188038"/>
-        </w:rPr>
-        <w:t>Rigidbody</w:t>
-      </w:r>
-      <w:proofErr w:type="spellEnd"/>
-      <w:proofErr w:type="gramStart"/>
-      <w:r>
-        <w:rPr>
-          <w:rFonts w:ascii="Courier New" w:eastAsia="Courier New" w:hAnsi="Courier New" w:cs="Courier New"/>
-          <w:color w:val="188038"/>
-        </w:rPr>
-        <w:t>&gt;(</w:t>
-      </w:r>
-      <w:proofErr w:type="gramEnd"/>
-      <w:r>
-        <w:rPr>
-          <w:rFonts w:ascii="Courier New" w:eastAsia="Courier New" w:hAnsi="Courier New" w:cs="Courier New"/>
-          <w:color w:val="188038"/>
-        </w:rPr>
-        <w:t>);</w:t>
-      </w:r>
-    </w:p>
-    <w:p>
-      <w:pPr>
-        <w:ind w:left="720"/>
-        <w:rPr>
-          <w:rFonts w:ascii="Courier New" w:eastAsia="Courier New" w:hAnsi="Courier New" w:cs="Courier New"/>
-          <w:color w:val="188038"/>
-        </w:rPr>
-      </w:pPr>
-      <w:r>
-        <w:rPr>
-          <w:rFonts w:ascii="Courier New" w:eastAsia="Courier New" w:hAnsi="Courier New" w:cs="Courier New"/>
-          <w:color w:val="188038"/>
-        </w:rPr>
-        <w:t xml:space="preserve">    }</w:t>
-      </w:r>
-    </w:p>
-    <w:p>
-      <w:pPr>
-        <w:ind w:left="720"/>
-        <w:rPr>
-          <w:rFonts w:ascii="Courier New" w:eastAsia="Courier New" w:hAnsi="Courier New" w:cs="Courier New"/>
-          <w:color w:val="188038"/>
-        </w:rPr>
-      </w:pPr>
-    </w:p>
-    <w:p>
-      <w:pPr>
-        <w:ind w:left="720"/>
-        <w:rPr>
-          <w:rFonts w:ascii="Courier New" w:eastAsia="Courier New" w:hAnsi="Courier New" w:cs="Courier New"/>
-          <w:color w:val="188038"/>
-        </w:rPr>
-      </w:pPr>
-      <w:r>
-        <w:rPr>
-          <w:rFonts w:ascii="Courier New" w:eastAsia="Courier New" w:hAnsi="Courier New" w:cs="Courier New"/>
-          <w:color w:val="188038"/>
-        </w:rPr>
-        <w:t xml:space="preserve">    void </w:t>
-      </w:r>
-      <w:proofErr w:type="spellStart"/>
-      <w:proofErr w:type="gramStart"/>
-      <w:r>
-        <w:rPr>
-          <w:rFonts w:ascii="Courier New" w:eastAsia="Courier New" w:hAnsi="Courier New" w:cs="Courier New"/>
-          <w:color w:val="188038"/>
-        </w:rPr>
-        <w:t>FixedUpdate</w:t>
-      </w:r>
-      <w:proofErr w:type="spellEnd"/>
-      <w:r>
-        <w:rPr>
-          <w:rFonts w:ascii="Courier New" w:eastAsia="Courier New" w:hAnsi="Courier New" w:cs="Courier New"/>
-          <w:color w:val="188038"/>
-        </w:rPr>
-        <w:t>(</w:t>
-      </w:r>
-      <w:proofErr w:type="gramEnd"/>
-      <w:r>
-        <w:rPr>
-          <w:rFonts w:ascii="Courier New" w:eastAsia="Courier New" w:hAnsi="Courier New" w:cs="Courier New"/>
-          <w:color w:val="188038"/>
-        </w:rPr>
-        <w:t>) // Physics-related operations should go here</w:t>
-      </w:r>
-    </w:p>
-    <w:p>
-      <w:pPr>
-        <w:ind w:left="720"/>
-        <w:rPr>
-          <w:rFonts w:ascii="Courier New" w:eastAsia="Courier New" w:hAnsi="Courier New" w:cs="Courier New"/>
-          <w:color w:val="188038"/>
-        </w:rPr>
-      </w:pPr>
-      <w:r>
-        <w:rPr>
-          <w:rFonts w:ascii="Courier New" w:eastAsia="Courier New" w:hAnsi="Courier New" w:cs="Courier New"/>
-          <w:color w:val="188038"/>
-        </w:rPr>
-        <w:t xml:space="preserve">    {</w:t>
-      </w:r>
-    </w:p>
-    <w:p>
-      <w:pPr>
-        <w:ind w:left="720"/>
-        <w:rPr>
-          <w:rFonts w:ascii="Courier New" w:eastAsia="Courier New" w:hAnsi="Courier New" w:cs="Courier New"/>
-          <w:color w:val="188038"/>
-        </w:rPr>
-      </w:pPr>
-      <w:r>
-        <w:rPr>
-          <w:rFonts w:ascii="Courier New" w:eastAsia="Courier New" w:hAnsi="Courier New" w:cs="Courier New"/>
-          <w:color w:val="188038"/>
-        </w:rPr>
-        <w:t xml:space="preserve">        // Get input for horizontal and vertical axes</w:t>
-      </w:r>
-    </w:p>
-    <w:p>
-      <w:pPr>
-        <w:ind w:left="720"/>
-        <w:rPr>
-          <w:rFonts w:ascii="Courier New" w:eastAsia="Courier New" w:hAnsi="Courier New" w:cs="Courier New"/>
-          <w:color w:val="188038"/>
-        </w:rPr>
-      </w:pPr>
-      <w:r>
-        <w:rPr>
-          <w:rFonts w:ascii="Courier New" w:eastAsia="Courier New" w:hAnsi="Courier New" w:cs="Courier New"/>
-          <w:color w:val="188038"/>
-        </w:rPr>
-        <w:t xml:space="preserve">        float </w:t>
-      </w:r>
-      <w:proofErr w:type="spellStart"/>
-      <w:r>
-        <w:rPr>
-          <w:rFonts w:ascii="Courier New" w:eastAsia="Courier New" w:hAnsi="Courier New" w:cs="Courier New"/>
-          <w:color w:val="188038"/>
-        </w:rPr>
-        <w:t>moveX</w:t>
-      </w:r>
-      <w:proofErr w:type="spellEnd"/>
-      <w:r>
-        <w:rPr>
-          <w:rFonts w:ascii="Courier New" w:eastAsia="Courier New" w:hAnsi="Courier New" w:cs="Courier New"/>
-          <w:color w:val="188038"/>
-        </w:rPr>
-        <w:t xml:space="preserve"> = </w:t>
-      </w:r>
-      <w:proofErr w:type="spellStart"/>
-      <w:r>
-        <w:rPr>
-          <w:rFonts w:ascii="Courier New" w:eastAsia="Courier New" w:hAnsi="Courier New" w:cs="Courier New"/>
-          <w:color w:val="188038"/>
-        </w:rPr>
-        <w:t>Input.GetAxis</w:t>
-      </w:r>
-      <w:proofErr w:type="spellEnd"/>
-      <w:r>
-        <w:rPr>
-          <w:rFonts w:ascii="Courier New" w:eastAsia="Courier New" w:hAnsi="Courier New" w:cs="Courier New"/>
-          <w:color w:val="188038"/>
-        </w:rPr>
-        <w:t>("Horizontal");</w:t>
-      </w:r>
-    </w:p>
-    <w:p>
-      <w:pPr>
-        <w:ind w:left="720"/>
-        <w:rPr>
-          <w:rFonts w:ascii="Courier New" w:eastAsia="Courier New" w:hAnsi="Courier New" w:cs="Courier New"/>
-          <w:color w:val="188038"/>
-        </w:rPr>
-      </w:pPr>
-      <w:r>
-        <w:rPr>
-          <w:rFonts w:ascii="Courier New" w:eastAsia="Courier New" w:hAnsi="Courier New" w:cs="Courier New"/>
-          <w:color w:val="188038"/>
-        </w:rPr>
-        <w:t xml:space="preserve">        float </w:t>
-      </w:r>
-      <w:proofErr w:type="spellStart"/>
-      <w:r>
-        <w:rPr>
-          <w:rFonts w:ascii="Courier New" w:eastAsia="Courier New" w:hAnsi="Courier New" w:cs="Courier New"/>
-          <w:color w:val="188038"/>
-        </w:rPr>
-        <w:t>moveZ</w:t>
-      </w:r>
-      <w:proofErr w:type="spellEnd"/>
-      <w:r>
-        <w:rPr>
-          <w:rFonts w:ascii="Courier New" w:eastAsia="Courier New" w:hAnsi="Courier New" w:cs="Courier New"/>
-          <w:color w:val="188038"/>
-        </w:rPr>
-        <w:t xml:space="preserve"> = </w:t>
-      </w:r>
-      <w:proofErr w:type="spellStart"/>
-      <w:r>
-        <w:rPr>
-          <w:rFonts w:ascii="Courier New" w:eastAsia="Courier New" w:hAnsi="Courier New" w:cs="Courier New"/>
-          <w:color w:val="188038"/>
-        </w:rPr>
-        <w:t>Input.GetAxis</w:t>
-      </w:r>
-      <w:proofErr w:type="spellEnd"/>
-      <w:r>
-        <w:rPr>
-          <w:rFonts w:ascii="Courier New" w:eastAsia="Courier New" w:hAnsi="Courier New" w:cs="Courier New"/>
-          <w:color w:val="188038"/>
-        </w:rPr>
-        <w:t>("Vertical");</w:t>
-      </w:r>
-    </w:p>
-    <w:p>
-      <w:pPr>
-        <w:ind w:left="720"/>
-        <w:rPr>
-          <w:rFonts w:ascii="Courier New" w:eastAsia="Courier New" w:hAnsi="Courier New" w:cs="Courier New"/>
-          <w:color w:val="188038"/>
-        </w:rPr>
-      </w:pPr>
-    </w:p>
-    <w:p>
-      <w:pPr>
-        <w:ind w:left="720"/>
-        <w:rPr>
-          <w:rFonts w:ascii="Courier New" w:eastAsia="Courier New" w:hAnsi="Courier New" w:cs="Courier New"/>
-          <w:color w:val="188038"/>
-        </w:rPr>
-      </w:pPr>
-      <w:r>
-        <w:rPr>
-          <w:rFonts w:ascii="Courier New" w:eastAsia="Courier New" w:hAnsi="Courier New" w:cs="Courier New"/>
-          <w:color w:val="188038"/>
-        </w:rPr>
-        <w:t xml:space="preserve">        // Calculate the movement direction based on the player's forward and right vectors</w:t>
-      </w:r>
-    </w:p>
-    <w:p>
-      <w:pPr>
-        <w:ind w:left="720"/>
-        <w:rPr>
-          <w:rFonts w:ascii="Courier New" w:eastAsia="Courier New" w:hAnsi="Courier New" w:cs="Courier New"/>
-          <w:color w:val="188038"/>
-        </w:rPr>
-      </w:pPr>
-      <w:r>
-        <w:rPr>
-          <w:rFonts w:ascii="Courier New" w:eastAsia="Courier New" w:hAnsi="Courier New" w:cs="Courier New"/>
-          <w:color w:val="188038"/>
-        </w:rPr>
-        <w:t xml:space="preserve">        Vector3 movement = (</w:t>
-      </w:r>
-      <w:proofErr w:type="spellStart"/>
-      <w:proofErr w:type="gramStart"/>
-      <w:r>
-        <w:rPr>
-          <w:rFonts w:ascii="Courier New" w:eastAsia="Courier New" w:hAnsi="Courier New" w:cs="Courier New"/>
-          <w:color w:val="188038"/>
-        </w:rPr>
-        <w:t>transform.right</w:t>
-      </w:r>
-      <w:proofErr w:type="spellEnd"/>
-      <w:proofErr w:type="gramEnd"/>
-      <w:r>
-        <w:rPr>
-          <w:rFonts w:ascii="Courier New" w:eastAsia="Courier New" w:hAnsi="Courier New" w:cs="Courier New"/>
-          <w:color w:val="188038"/>
-        </w:rPr>
-        <w:t xml:space="preserve"> * </w:t>
-      </w:r>
-      <w:proofErr w:type="spellStart"/>
-      <w:r>
-        <w:rPr>
-          <w:rFonts w:ascii="Courier New" w:eastAsia="Courier New" w:hAnsi="Courier New" w:cs="Courier New"/>
-          <w:color w:val="188038"/>
-        </w:rPr>
-        <w:t>moveX</w:t>
-      </w:r>
-      <w:proofErr w:type="spellEnd"/>
-      <w:r>
-        <w:rPr>
-          <w:rFonts w:ascii="Courier New" w:eastAsia="Courier New" w:hAnsi="Courier New" w:cs="Courier New"/>
-          <w:color w:val="188038"/>
-        </w:rPr>
-        <w:t>) + (</w:t>
-      </w:r>
-      <w:proofErr w:type="spellStart"/>
-      <w:r>
-        <w:rPr>
-          <w:rFonts w:ascii="Courier New" w:eastAsia="Courier New" w:hAnsi="Courier New" w:cs="Courier New"/>
-          <w:color w:val="188038"/>
-        </w:rPr>
-        <w:t>transform.forward</w:t>
-      </w:r>
-      <w:proofErr w:type="spellEnd"/>
-      <w:r>
-        <w:rPr>
-          <w:rFonts w:ascii="Courier New" w:eastAsia="Courier New" w:hAnsi="Courier New" w:cs="Courier New"/>
-          <w:color w:val="188038"/>
-        </w:rPr>
-        <w:t xml:space="preserve"> * </w:t>
-      </w:r>
-      <w:proofErr w:type="spellStart"/>
-      <w:r>
-        <w:rPr>
-          <w:rFonts w:ascii="Courier New" w:eastAsia="Courier New" w:hAnsi="Courier New" w:cs="Courier New"/>
-          <w:color w:val="188038"/>
-        </w:rPr>
-        <w:t>moveZ</w:t>
-      </w:r>
-      <w:proofErr w:type="spellEnd"/>
-      <w:r>
-        <w:rPr>
-          <w:rFonts w:ascii="Courier New" w:eastAsia="Courier New" w:hAnsi="Courier New" w:cs="Courier New"/>
-          <w:color w:val="188038"/>
-        </w:rPr>
-        <w:t>);</w:t>
-      </w:r>
-    </w:p>
-    <w:p>
-      <w:pPr>
-        <w:ind w:left="720"/>
-        <w:rPr>
-          <w:rFonts w:ascii="Courier New" w:eastAsia="Courier New" w:hAnsi="Courier New" w:cs="Courier New"/>
-          <w:color w:val="188038"/>
-        </w:rPr>
-      </w:pPr>
-    </w:p>
-    <w:p>
-      <w:pPr>
-        <w:ind w:left="720"/>
-        <w:rPr>
-          <w:rFonts w:ascii="Courier New" w:eastAsia="Courier New" w:hAnsi="Courier New" w:cs="Courier New"/>
-          <w:color w:val="188038"/>
-        </w:rPr>
-      </w:pPr>
-      <w:r>
-        <w:rPr>
-          <w:rFonts w:ascii="Courier New" w:eastAsia="Courier New" w:hAnsi="Courier New" w:cs="Courier New"/>
-          <w:color w:val="188038"/>
-        </w:rPr>
-        <w:t xml:space="preserve">        // Apply movement to the </w:t>
-      </w:r>
-      <w:proofErr w:type="spellStart"/>
-      <w:r>
-        <w:rPr>
-          <w:rFonts w:ascii="Courier New" w:eastAsia="Courier New" w:hAnsi="Courier New" w:cs="Courier New"/>
-          <w:color w:val="188038"/>
-        </w:rPr>
-        <w:t>rigidbody</w:t>
-      </w:r>
-      <w:proofErr w:type="spellEnd"/>
-    </w:p>
-    <w:p>
-      <w:pPr>
-        <w:ind w:left="720"/>
-        <w:rPr>
-          <w:rFonts w:ascii="Courier New" w:eastAsia="Courier New" w:hAnsi="Courier New" w:cs="Courier New"/>
-          <w:color w:val="188038"/>
-        </w:rPr>
-      </w:pPr>
-      <w:r>
-        <w:rPr>
-          <w:rFonts w:ascii="Courier New" w:eastAsia="Courier New" w:hAnsi="Courier New" w:cs="Courier New"/>
-          <w:color w:val="188038"/>
-        </w:rPr>
-        <w:t xml:space="preserve">        </w:t>
-      </w:r>
-      <w:proofErr w:type="spellStart"/>
-      <w:proofErr w:type="gramStart"/>
-      <w:r>
-        <w:rPr>
-          <w:rFonts w:ascii="Courier New" w:eastAsia="Courier New" w:hAnsi="Courier New" w:cs="Courier New"/>
-          <w:color w:val="188038"/>
-        </w:rPr>
         <w:t>rb.AddForce</w:t>
       </w:r>
       <w:proofErr w:type="spellEnd"/>
-      <w:proofErr w:type="gramEnd"/>
       <w:r>
         <w:rPr>
           <w:rFonts w:ascii="Courier New" w:eastAsia="Courier New" w:hAnsi="Courier New" w:cs="Courier New"/>
@@ -2963,39 +2884,7 @@
       </w:pPr>
       <w:r>
         <w:lastRenderedPageBreak/>
-        <w:t xml:space="preserve">6.  </w:t>
-      </w:r>
-      <w:proofErr w:type="gramStart"/>
-      <w:r>
-        <w:t>Lets</w:t>
-      </w:r>
-      <w:proofErr w:type="gramEnd"/>
-      <w:r>
-        <w:t xml:space="preserve"> fix the ball movement. Right </w:t>
-      </w:r>
-      <w:proofErr w:type="gramStart"/>
-      <w:r>
-        <w:t>now</w:t>
-      </w:r>
-      <w:proofErr w:type="gramEnd"/>
-      <w:r>
-        <w:t xml:space="preserve"> the weight of the ball is too small for the force we apply on it. </w:t>
-      </w:r>
-      <w:proofErr w:type="gramStart"/>
-      <w:r>
-        <w:t>So</w:t>
-      </w:r>
-      <w:proofErr w:type="gramEnd"/>
-      <w:r>
-        <w:t xml:space="preserve"> the acceleration that the physics engine impart to the ball is very high so </w:t>
-      </w:r>
-      <w:proofErr w:type="gramStart"/>
-      <w:r>
-        <w:t>lets</w:t>
-      </w:r>
-      <w:proofErr w:type="gramEnd"/>
-      <w:r>
-        <w:t xml:space="preserve"> make our Player weight bigger</w:t>
+        <w:t>6.  Lets fix the ball movement. Right now the weight of the ball is too small for the force we apply on it. So the acceleration that the physics engine impart to the ball is very high so lets make our Player weight bigger</w:t>
       </w:r>
     </w:p>
     <w:p>
@@ -3191,15 +3080,7 @@
         <w:t>20</w:t>
       </w:r>
       <w:r>
-        <w:t xml:space="preserve"> m/s²        </w:t>
-      </w:r>
-      <w:proofErr w:type="gramStart"/>
-      <w:r>
-        <w:t>At</w:t>
-      </w:r>
-      <w:proofErr w:type="gramEnd"/>
-      <w:r>
-        <w:t xml:space="preserve"> 4 kg:  a = </w:t>
+        <w:t xml:space="preserve"> m/s²        At 4 kg:  a = </w:t>
       </w:r>
       <w:r>
         <w:t>5</w:t>
@@ -3558,7 +3439,6 @@
         <w:t xml:space="preserve">Double click on </w:t>
       </w:r>
       <w:proofErr w:type="spellStart"/>
-      <w:proofErr w:type="gramStart"/>
       <w:r>
         <w:rPr>
           <w:rFonts w:ascii="Bookman Old Style" w:eastAsia="Bookman Old Style" w:hAnsi="Bookman Old Style" w:cs="Bookman Old Style"/>
@@ -3571,14 +3451,7 @@
         <w:rPr>
           <w:rFonts w:ascii="Bookman Old Style" w:eastAsia="Bookman Old Style" w:hAnsi="Bookman Old Style" w:cs="Bookman Old Style"/>
         </w:rPr>
-        <w:t xml:space="preserve">  and</w:t>
-      </w:r>
-      <w:proofErr w:type="gramEnd"/>
-      <w:r>
-        <w:rPr>
-          <w:rFonts w:ascii="Bookman Old Style" w:eastAsia="Bookman Old Style" w:hAnsi="Bookman Old Style" w:cs="Bookman Old Style"/>
-        </w:rPr>
-        <w:t xml:space="preserve"> </w:t>
+        <w:t xml:space="preserve">  and </w:t>
       </w:r>
     </w:p>
     <w:p>
@@ -4034,7 +3907,6 @@
         <w:t xml:space="preserve">public class </w:t>
       </w:r>
       <w:proofErr w:type="spellStart"/>
-      <w:proofErr w:type="gramStart"/>
       <w:r>
         <w:rPr>
           <w:rFonts w:ascii="Courier New" w:eastAsia="Courier New" w:hAnsi="Courier New" w:cs="Courier New"/>
@@ -4048,15 +3920,7 @@
           <w:rFonts w:ascii="Courier New" w:eastAsia="Courier New" w:hAnsi="Courier New" w:cs="Courier New"/>
           <w:color w:val="188038"/>
         </w:rPr>
-        <w:t xml:space="preserve"> :</w:t>
-      </w:r>
-      <w:proofErr w:type="gramEnd"/>
-      <w:r>
-        <w:rPr>
-          <w:rFonts w:ascii="Courier New" w:eastAsia="Courier New" w:hAnsi="Courier New" w:cs="Courier New"/>
-          <w:color w:val="188038"/>
-        </w:rPr>
-        <w:t xml:space="preserve"> </w:t>
+        <w:t xml:space="preserve"> : </w:t>
       </w:r>
       <w:proofErr w:type="spellStart"/>
       <w:r>
@@ -4138,23 +4002,7 @@
           <w:rFonts w:ascii="Courier New" w:eastAsia="Courier New" w:hAnsi="Courier New" w:cs="Courier New"/>
           <w:color w:val="188038"/>
         </w:rPr>
-        <w:t xml:space="preserve">    void </w:t>
-      </w:r>
-      <w:proofErr w:type="gramStart"/>
-      <w:r>
-        <w:rPr>
-          <w:rFonts w:ascii="Courier New" w:eastAsia="Courier New" w:hAnsi="Courier New" w:cs="Courier New"/>
-          <w:color w:val="188038"/>
-        </w:rPr>
-        <w:t>Update(</w:t>
-      </w:r>
-      <w:proofErr w:type="gramEnd"/>
-      <w:r>
-        <w:rPr>
-          <w:rFonts w:ascii="Courier New" w:eastAsia="Courier New" w:hAnsi="Courier New" w:cs="Courier New"/>
-          <w:color w:val="188038"/>
-        </w:rPr>
-        <w:t>)</w:t>
+        <w:t xml:space="preserve">    void Update()</w:t>
       </w:r>
     </w:p>
     <w:p>
@@ -4189,7 +4037,6 @@
         <w:t xml:space="preserve">        </w:t>
       </w:r>
       <w:proofErr w:type="spellStart"/>
-      <w:proofErr w:type="gramStart"/>
       <w:r>
         <w:rPr>
           <w:rFonts w:ascii="Courier New" w:eastAsia="Courier New" w:hAnsi="Courier New" w:cs="Courier New"/>
@@ -4198,7 +4045,6 @@
         <w:t>transform.Rotate</w:t>
       </w:r>
       <w:proofErr w:type="spellEnd"/>
-      <w:proofErr w:type="gramEnd"/>
       <w:r>
         <w:rPr>
           <w:rFonts w:ascii="Courier New" w:eastAsia="Courier New" w:hAnsi="Courier New" w:cs="Courier New"/>
@@ -4339,13 +4185,8 @@
         <w:ind w:left="720"/>
       </w:pPr>
       <w:r>
-        <w:t xml:space="preserve">Now move your player to the middle of the trap what do you </w:t>
-      </w:r>
-      <w:proofErr w:type="gramStart"/>
-      <w:r>
-        <w:t>notice ?</w:t>
-      </w:r>
-      <w:proofErr w:type="gramEnd"/>
+        <w:t>Now move your player to the middle of the trap what do you notice ?</w:t>
+      </w:r>
     </w:p>
     <w:p>
       <w:pPr>
@@ -4369,15 +4210,7 @@
       </w:pPr>
       <w:r>
         <w:br/>
-        <w:t xml:space="preserve">This issue is due to the fact that when were modifying the transform directly. It does not check if we have a collision in the way. </w:t>
-      </w:r>
-      <w:proofErr w:type="gramStart"/>
-      <w:r>
-        <w:t>So</w:t>
-      </w:r>
-      <w:proofErr w:type="gramEnd"/>
-      <w:r>
-        <w:t xml:space="preserve"> if the movement is fast enough the collision gets skipped. You can notice this issue </w:t>
+        <w:t xml:space="preserve">This issue is due to the fact that when were modifying the transform directly. It does not check if we have a collision in the way. So if the movement is fast enough the collision gets skipped. You can notice this issue </w:t>
       </w:r>
       <w:r>
         <w:t>closer</w:t>
@@ -4412,7 +4245,6 @@
         <w:t>Fix Rotation (</w:t>
       </w:r>
       <w:proofErr w:type="spellStart"/>
-      <w:proofErr w:type="gramStart"/>
       <w:r>
         <w:rPr>
           <w:rFonts w:ascii="Bookman Old Style" w:eastAsia="Bookman Old Style" w:hAnsi="Bookman Old Style" w:cs="Bookman Old Style"/>
@@ -4430,7 +4262,6 @@
         </w:rPr>
         <w:t xml:space="preserve"> )</w:t>
       </w:r>
-      <w:proofErr w:type="gramEnd"/>
       <w:r>
         <w:rPr>
           <w:rFonts w:ascii="Bookman Old Style" w:eastAsia="Bookman Old Style" w:hAnsi="Bookman Old Style" w:cs="Bookman Old Style"/>
@@ -4574,7 +4405,6 @@
         <w:t xml:space="preserve">public class </w:t>
       </w:r>
       <w:proofErr w:type="spellStart"/>
-      <w:proofErr w:type="gramStart"/>
       <w:r>
         <w:rPr>
           <w:rFonts w:ascii="Courier New" w:eastAsia="Courier New" w:hAnsi="Courier New" w:cs="Courier New"/>
@@ -4588,9 +4418,90 @@
           <w:rFonts w:ascii="Courier New" w:eastAsia="Courier New" w:hAnsi="Courier New" w:cs="Courier New"/>
           <w:color w:val="188038"/>
         </w:rPr>
-        <w:t xml:space="preserve"> :</w:t>
-      </w:r>
-      <w:proofErr w:type="gramEnd"/>
+        <w:t xml:space="preserve"> : </w:t>
+      </w:r>
+      <w:proofErr w:type="spellStart"/>
+      <w:r>
+        <w:rPr>
+          <w:rFonts w:ascii="Courier New" w:eastAsia="Courier New" w:hAnsi="Courier New" w:cs="Courier New"/>
+          <w:color w:val="188038"/>
+        </w:rPr>
+        <w:t>MonoBehaviour</w:t>
+      </w:r>
+      <w:proofErr w:type="spellEnd"/>
+    </w:p>
+    <w:p>
+      <w:pPr>
+        <w:ind w:left="720"/>
+        <w:rPr>
+          <w:rFonts w:ascii="Courier New" w:eastAsia="Courier New" w:hAnsi="Courier New" w:cs="Courier New"/>
+          <w:color w:val="188038"/>
+        </w:rPr>
+      </w:pPr>
+      <w:r>
+        <w:rPr>
+          <w:rFonts w:ascii="Courier New" w:eastAsia="Courier New" w:hAnsi="Courier New" w:cs="Courier New"/>
+          <w:color w:val="188038"/>
+        </w:rPr>
+        <w:t>{</w:t>
+      </w:r>
+    </w:p>
+    <w:p>
+      <w:pPr>
+        <w:ind w:left="720"/>
+        <w:rPr>
+          <w:rFonts w:ascii="Courier New" w:eastAsia="Courier New" w:hAnsi="Courier New" w:cs="Courier New"/>
+          <w:color w:val="188038"/>
+        </w:rPr>
+      </w:pPr>
+      <w:r>
+        <w:rPr>
+          <w:rFonts w:ascii="Courier New" w:eastAsia="Courier New" w:hAnsi="Courier New" w:cs="Courier New"/>
+          <w:color w:val="188038"/>
+        </w:rPr>
+        <w:t xml:space="preserve">    public float </w:t>
+      </w:r>
+      <w:proofErr w:type="spellStart"/>
+      <w:r>
+        <w:rPr>
+          <w:rFonts w:ascii="Courier New" w:eastAsia="Courier New" w:hAnsi="Courier New" w:cs="Courier New"/>
+          <w:color w:val="188038"/>
+        </w:rPr>
+        <w:t>rotationSpeed</w:t>
+      </w:r>
+      <w:proofErr w:type="spellEnd"/>
+      <w:r>
+        <w:rPr>
+          <w:rFonts w:ascii="Courier New" w:eastAsia="Courier New" w:hAnsi="Courier New" w:cs="Courier New"/>
+          <w:color w:val="188038"/>
+        </w:rPr>
+        <w:t xml:space="preserve"> = 100f;</w:t>
+      </w:r>
+    </w:p>
+    <w:p>
+      <w:pPr>
+        <w:ind w:left="720"/>
+        <w:rPr>
+          <w:rFonts w:ascii="Courier New" w:eastAsia="Courier New" w:hAnsi="Courier New" w:cs="Courier New"/>
+          <w:color w:val="188038"/>
+        </w:rPr>
+      </w:pPr>
+      <w:r>
+        <w:rPr>
+          <w:rFonts w:ascii="Courier New" w:eastAsia="Courier New" w:hAnsi="Courier New" w:cs="Courier New"/>
+          <w:color w:val="188038"/>
+        </w:rPr>
+        <w:t xml:space="preserve">    private </w:t>
+      </w:r>
+      <w:proofErr w:type="spellStart"/>
+      <w:r>
+        <w:rPr>
+          <w:rFonts w:ascii="Courier New" w:eastAsia="Courier New" w:hAnsi="Courier New" w:cs="Courier New"/>
+          <w:color w:val="188038"/>
+        </w:rPr>
+        <w:t>Rigidbody</w:t>
+      </w:r>
+      <w:proofErr w:type="spellEnd"/>
       <w:r>
         <w:rPr>
           <w:rFonts w:ascii="Courier New" w:eastAsia="Courier New" w:hAnsi="Courier New" w:cs="Courier New"/>
@@ -4604,9 +4515,16 @@
           <w:rFonts w:ascii="Courier New" w:eastAsia="Courier New" w:hAnsi="Courier New" w:cs="Courier New"/>
           <w:color w:val="188038"/>
         </w:rPr>
-        <w:t>MonoBehaviour</w:t>
-      </w:r>
-      <w:proofErr w:type="spellEnd"/>
+        <w:t>rb</w:t>
+      </w:r>
+      <w:proofErr w:type="spellEnd"/>
+      <w:r>
+        <w:rPr>
+          <w:rFonts w:ascii="Courier New" w:eastAsia="Courier New" w:hAnsi="Courier New" w:cs="Courier New"/>
+          <w:color w:val="188038"/>
+        </w:rPr>
+        <w:t>;</w:t>
+      </w:r>
     </w:p>
     <w:p>
       <w:pPr>
@@ -4616,13 +4534,6 @@
           <w:color w:val="188038"/>
         </w:rPr>
       </w:pPr>
-      <w:r>
-        <w:rPr>
-          <w:rFonts w:ascii="Courier New" w:eastAsia="Courier New" w:hAnsi="Courier New" w:cs="Courier New"/>
-          <w:color w:val="188038"/>
-        </w:rPr>
-        <w:t>{</w:t>
-      </w:r>
     </w:p>
     <w:p>
       <w:pPr>
@@ -4637,23 +4548,7 @@
           <w:rFonts w:ascii="Courier New" w:eastAsia="Courier New" w:hAnsi="Courier New" w:cs="Courier New"/>
           <w:color w:val="188038"/>
         </w:rPr>
-        <w:t xml:space="preserve">    public float </w:t>
-      </w:r>
-      <w:proofErr w:type="spellStart"/>
-      <w:r>
-        <w:rPr>
-          <w:rFonts w:ascii="Courier New" w:eastAsia="Courier New" w:hAnsi="Courier New" w:cs="Courier New"/>
-          <w:color w:val="188038"/>
-        </w:rPr>
-        <w:t>rotationSpeed</w:t>
-      </w:r>
-      <w:proofErr w:type="spellEnd"/>
-      <w:r>
-        <w:rPr>
-          <w:rFonts w:ascii="Courier New" w:eastAsia="Courier New" w:hAnsi="Courier New" w:cs="Courier New"/>
-          <w:color w:val="188038"/>
-        </w:rPr>
-        <w:t xml:space="preserve"> = 100f;</w:t>
+        <w:t xml:space="preserve">    void Start()</w:t>
       </w:r>
     </w:p>
     <w:p>
@@ -4669,7 +4564,55 @@
           <w:rFonts w:ascii="Courier New" w:eastAsia="Courier New" w:hAnsi="Courier New" w:cs="Courier New"/>
           <w:color w:val="188038"/>
         </w:rPr>
-        <w:t xml:space="preserve">    private </w:t>
+        <w:t xml:space="preserve">    {</w:t>
+      </w:r>
+    </w:p>
+    <w:p>
+      <w:pPr>
+        <w:ind w:left="720"/>
+        <w:rPr>
+          <w:rFonts w:ascii="Courier New" w:eastAsia="Courier New" w:hAnsi="Courier New" w:cs="Courier New"/>
+          <w:color w:val="188038"/>
+        </w:rPr>
+      </w:pPr>
+      <w:r>
+        <w:rPr>
+          <w:rFonts w:ascii="Courier New" w:eastAsia="Courier New" w:hAnsi="Courier New" w:cs="Courier New"/>
+          <w:color w:val="188038"/>
+        </w:rPr>
+        <w:t xml:space="preserve">        </w:t>
+      </w:r>
+      <w:proofErr w:type="spellStart"/>
+      <w:r>
+        <w:rPr>
+          <w:rFonts w:ascii="Courier New" w:eastAsia="Courier New" w:hAnsi="Courier New" w:cs="Courier New"/>
+          <w:color w:val="188038"/>
+        </w:rPr>
+        <w:t>rb</w:t>
+      </w:r>
+      <w:proofErr w:type="spellEnd"/>
+      <w:r>
+        <w:rPr>
+          <w:rFonts w:ascii="Courier New" w:eastAsia="Courier New" w:hAnsi="Courier New" w:cs="Courier New"/>
+          <w:color w:val="188038"/>
+        </w:rPr>
+        <w:t xml:space="preserve"> = </w:t>
+      </w:r>
+      <w:proofErr w:type="spellStart"/>
+      <w:r>
+        <w:rPr>
+          <w:rFonts w:ascii="Courier New" w:eastAsia="Courier New" w:hAnsi="Courier New" w:cs="Courier New"/>
+          <w:color w:val="188038"/>
+        </w:rPr>
+        <w:t>GetComponent</w:t>
+      </w:r>
+      <w:proofErr w:type="spellEnd"/>
+      <w:r>
+        <w:rPr>
+          <w:rFonts w:ascii="Courier New" w:eastAsia="Courier New" w:hAnsi="Courier New" w:cs="Courier New"/>
+          <w:color w:val="188038"/>
+        </w:rPr>
+        <w:t>&lt;</w:t>
       </w:r>
       <w:proofErr w:type="spellStart"/>
       <w:r>
@@ -4685,153 +4628,7 @@
           <w:rFonts w:ascii="Courier New" w:eastAsia="Courier New" w:hAnsi="Courier New" w:cs="Courier New"/>
           <w:color w:val="188038"/>
         </w:rPr>
-        <w:t xml:space="preserve"> </w:t>
-      </w:r>
-      <w:proofErr w:type="spellStart"/>
-      <w:r>
-        <w:rPr>
-          <w:rFonts w:ascii="Courier New" w:eastAsia="Courier New" w:hAnsi="Courier New" w:cs="Courier New"/>
-          <w:color w:val="188038"/>
-        </w:rPr>
-        <w:t>rb</w:t>
-      </w:r>
-      <w:proofErr w:type="spellEnd"/>
-      <w:r>
-        <w:rPr>
-          <w:rFonts w:ascii="Courier New" w:eastAsia="Courier New" w:hAnsi="Courier New" w:cs="Courier New"/>
-          <w:color w:val="188038"/>
-        </w:rPr>
-        <w:t>;</w:t>
-      </w:r>
-    </w:p>
-    <w:p>
-      <w:pPr>
-        <w:ind w:left="720"/>
-        <w:rPr>
-          <w:rFonts w:ascii="Courier New" w:eastAsia="Courier New" w:hAnsi="Courier New" w:cs="Courier New"/>
-          <w:color w:val="188038"/>
-        </w:rPr>
-      </w:pPr>
-    </w:p>
-    <w:p>
-      <w:pPr>
-        <w:ind w:left="720"/>
-        <w:rPr>
-          <w:rFonts w:ascii="Courier New" w:eastAsia="Courier New" w:hAnsi="Courier New" w:cs="Courier New"/>
-          <w:color w:val="188038"/>
-        </w:rPr>
-      </w:pPr>
-      <w:r>
-        <w:rPr>
-          <w:rFonts w:ascii="Courier New" w:eastAsia="Courier New" w:hAnsi="Courier New" w:cs="Courier New"/>
-          <w:color w:val="188038"/>
-        </w:rPr>
-        <w:t xml:space="preserve">    void </w:t>
-      </w:r>
-      <w:proofErr w:type="gramStart"/>
-      <w:r>
-        <w:rPr>
-          <w:rFonts w:ascii="Courier New" w:eastAsia="Courier New" w:hAnsi="Courier New" w:cs="Courier New"/>
-          <w:color w:val="188038"/>
-        </w:rPr>
-        <w:t>Start(</w:t>
-      </w:r>
-      <w:proofErr w:type="gramEnd"/>
-      <w:r>
-        <w:rPr>
-          <w:rFonts w:ascii="Courier New" w:eastAsia="Courier New" w:hAnsi="Courier New" w:cs="Courier New"/>
-          <w:color w:val="188038"/>
-        </w:rPr>
-        <w:t>)</w:t>
-      </w:r>
-    </w:p>
-    <w:p>
-      <w:pPr>
-        <w:ind w:left="720"/>
-        <w:rPr>
-          <w:rFonts w:ascii="Courier New" w:eastAsia="Courier New" w:hAnsi="Courier New" w:cs="Courier New"/>
-          <w:color w:val="188038"/>
-        </w:rPr>
-      </w:pPr>
-      <w:r>
-        <w:rPr>
-          <w:rFonts w:ascii="Courier New" w:eastAsia="Courier New" w:hAnsi="Courier New" w:cs="Courier New"/>
-          <w:color w:val="188038"/>
-        </w:rPr>
-        <w:t xml:space="preserve">    {</w:t>
-      </w:r>
-    </w:p>
-    <w:p>
-      <w:pPr>
-        <w:ind w:left="720"/>
-        <w:rPr>
-          <w:rFonts w:ascii="Courier New" w:eastAsia="Courier New" w:hAnsi="Courier New" w:cs="Courier New"/>
-          <w:color w:val="188038"/>
-        </w:rPr>
-      </w:pPr>
-      <w:r>
-        <w:rPr>
-          <w:rFonts w:ascii="Courier New" w:eastAsia="Courier New" w:hAnsi="Courier New" w:cs="Courier New"/>
-          <w:color w:val="188038"/>
-        </w:rPr>
-        <w:t xml:space="preserve">        </w:t>
-      </w:r>
-      <w:proofErr w:type="spellStart"/>
-      <w:r>
-        <w:rPr>
-          <w:rFonts w:ascii="Courier New" w:eastAsia="Courier New" w:hAnsi="Courier New" w:cs="Courier New"/>
-          <w:color w:val="188038"/>
-        </w:rPr>
-        <w:t>rb</w:t>
-      </w:r>
-      <w:proofErr w:type="spellEnd"/>
-      <w:r>
-        <w:rPr>
-          <w:rFonts w:ascii="Courier New" w:eastAsia="Courier New" w:hAnsi="Courier New" w:cs="Courier New"/>
-          <w:color w:val="188038"/>
-        </w:rPr>
-        <w:t xml:space="preserve"> = </w:t>
-      </w:r>
-      <w:proofErr w:type="spellStart"/>
-      <w:r>
-        <w:rPr>
-          <w:rFonts w:ascii="Courier New" w:eastAsia="Courier New" w:hAnsi="Courier New" w:cs="Courier New"/>
-          <w:color w:val="188038"/>
-        </w:rPr>
-        <w:t>GetComponent</w:t>
-      </w:r>
-      <w:proofErr w:type="spellEnd"/>
-      <w:r>
-        <w:rPr>
-          <w:rFonts w:ascii="Courier New" w:eastAsia="Courier New" w:hAnsi="Courier New" w:cs="Courier New"/>
-          <w:color w:val="188038"/>
-        </w:rPr>
-        <w:t>&lt;</w:t>
-      </w:r>
-      <w:proofErr w:type="spellStart"/>
-      <w:r>
-        <w:rPr>
-          <w:rFonts w:ascii="Courier New" w:eastAsia="Courier New" w:hAnsi="Courier New" w:cs="Courier New"/>
-          <w:color w:val="188038"/>
-        </w:rPr>
-        <w:t>Rigidbody</w:t>
-      </w:r>
-      <w:proofErr w:type="spellEnd"/>
-      <w:proofErr w:type="gramStart"/>
-      <w:r>
-        <w:rPr>
-          <w:rFonts w:ascii="Courier New" w:eastAsia="Courier New" w:hAnsi="Courier New" w:cs="Courier New"/>
-          <w:color w:val="188038"/>
-        </w:rPr>
-        <w:t>&gt;(</w:t>
-      </w:r>
-      <w:proofErr w:type="gramEnd"/>
-      <w:r>
-        <w:rPr>
-          <w:rFonts w:ascii="Courier New" w:eastAsia="Courier New" w:hAnsi="Courier New" w:cs="Courier New"/>
-          <w:color w:val="188038"/>
-        </w:rPr>
-        <w:t>);</w:t>
+        <w:t>&gt;();</w:t>
       </w:r>
     </w:p>
     <w:p>
@@ -4876,7 +4673,6 @@
         <w:t xml:space="preserve">    void </w:t>
       </w:r>
       <w:proofErr w:type="spellStart"/>
-      <w:proofErr w:type="gramStart"/>
       <w:r>
         <w:rPr>
           <w:rFonts w:ascii="Courier New" w:eastAsia="Courier New" w:hAnsi="Courier New" w:cs="Courier New"/>
@@ -4890,148 +4686,137 @@
           <w:rFonts w:ascii="Courier New" w:eastAsia="Courier New" w:hAnsi="Courier New" w:cs="Courier New"/>
           <w:color w:val="188038"/>
         </w:rPr>
+        <w:t>()</w:t>
+      </w:r>
+    </w:p>
+    <w:p>
+      <w:pPr>
+        <w:ind w:left="720"/>
+        <w:rPr>
+          <w:rFonts w:ascii="Courier New" w:eastAsia="Courier New" w:hAnsi="Courier New" w:cs="Courier New"/>
+          <w:color w:val="188038"/>
+        </w:rPr>
+      </w:pPr>
+      <w:r>
+        <w:rPr>
+          <w:rFonts w:ascii="Courier New" w:eastAsia="Courier New" w:hAnsi="Courier New" w:cs="Courier New"/>
+          <w:color w:val="188038"/>
+        </w:rPr>
+        <w:t xml:space="preserve">    {</w:t>
+      </w:r>
+    </w:p>
+    <w:p>
+      <w:pPr>
+        <w:ind w:left="720"/>
+        <w:rPr>
+          <w:rFonts w:ascii="Courier New" w:eastAsia="Courier New" w:hAnsi="Courier New" w:cs="Courier New"/>
+          <w:color w:val="188038"/>
+        </w:rPr>
+      </w:pPr>
+      <w:r>
+        <w:rPr>
+          <w:rFonts w:ascii="Courier New" w:eastAsia="Courier New" w:hAnsi="Courier New" w:cs="Courier New"/>
+          <w:color w:val="188038"/>
+        </w:rPr>
+        <w:t xml:space="preserve">        Quaternion </w:t>
+      </w:r>
+      <w:proofErr w:type="spellStart"/>
+      <w:r>
+        <w:rPr>
+          <w:rFonts w:ascii="Courier New" w:eastAsia="Courier New" w:hAnsi="Courier New" w:cs="Courier New"/>
+          <w:color w:val="188038"/>
+        </w:rPr>
+        <w:t>deltaRotation</w:t>
+      </w:r>
+      <w:proofErr w:type="spellEnd"/>
+      <w:r>
+        <w:rPr>
+          <w:rFonts w:ascii="Courier New" w:eastAsia="Courier New" w:hAnsi="Courier New" w:cs="Courier New"/>
+          <w:color w:val="188038"/>
+        </w:rPr>
+        <w:t xml:space="preserve"> = </w:t>
+      </w:r>
+      <w:proofErr w:type="spellStart"/>
+      <w:r>
+        <w:rPr>
+          <w:rFonts w:ascii="Courier New" w:eastAsia="Courier New" w:hAnsi="Courier New" w:cs="Courier New"/>
+          <w:color w:val="188038"/>
+        </w:rPr>
+        <w:t>Quaternion.Euler</w:t>
+      </w:r>
+      <w:proofErr w:type="spellEnd"/>
+      <w:r>
+        <w:rPr>
+          <w:rFonts w:ascii="Courier New" w:eastAsia="Courier New" w:hAnsi="Courier New" w:cs="Courier New"/>
+          <w:color w:val="188038"/>
+        </w:rPr>
+        <w:t xml:space="preserve">(0, </w:t>
+      </w:r>
+      <w:proofErr w:type="spellStart"/>
+      <w:r>
+        <w:rPr>
+          <w:rFonts w:ascii="Courier New" w:eastAsia="Courier New" w:hAnsi="Courier New" w:cs="Courier New"/>
+          <w:color w:val="188038"/>
+        </w:rPr>
+        <w:t>rotationSpeed</w:t>
+      </w:r>
+      <w:proofErr w:type="spellEnd"/>
+      <w:r>
+        <w:rPr>
+          <w:rFonts w:ascii="Courier New" w:eastAsia="Courier New" w:hAnsi="Courier New" w:cs="Courier New"/>
+          <w:color w:val="188038"/>
+        </w:rPr>
+        <w:t xml:space="preserve"> * </w:t>
+      </w:r>
+      <w:proofErr w:type="spellStart"/>
+      <w:r>
+        <w:rPr>
+          <w:rFonts w:ascii="Courier New" w:eastAsia="Courier New" w:hAnsi="Courier New" w:cs="Courier New"/>
+          <w:color w:val="188038"/>
+        </w:rPr>
+        <w:t>Time.fixedDeltaTime</w:t>
+      </w:r>
+      <w:proofErr w:type="spellEnd"/>
+      <w:r>
+        <w:rPr>
+          <w:rFonts w:ascii="Courier New" w:eastAsia="Courier New" w:hAnsi="Courier New" w:cs="Courier New"/>
+          <w:color w:val="188038"/>
+        </w:rPr>
+        <w:t>, 0);</w:t>
+      </w:r>
+    </w:p>
+    <w:p>
+      <w:pPr>
+        <w:ind w:left="720"/>
+        <w:rPr>
+          <w:rFonts w:ascii="Courier New" w:eastAsia="Courier New" w:hAnsi="Courier New" w:cs="Courier New"/>
+          <w:color w:val="188038"/>
+        </w:rPr>
+      </w:pPr>
+      <w:r>
+        <w:rPr>
+          <w:rFonts w:ascii="Courier New" w:eastAsia="Courier New" w:hAnsi="Courier New" w:cs="Courier New"/>
+          <w:color w:val="188038"/>
+        </w:rPr>
+        <w:t xml:space="preserve">        </w:t>
+      </w:r>
+      <w:proofErr w:type="spellStart"/>
+      <w:r>
+        <w:rPr>
+          <w:rFonts w:ascii="Courier New" w:eastAsia="Courier New" w:hAnsi="Courier New" w:cs="Courier New"/>
+          <w:color w:val="188038"/>
+        </w:rPr>
+        <w:t>rb.MoveRotation</w:t>
+      </w:r>
+      <w:proofErr w:type="spellEnd"/>
+      <w:r>
+        <w:rPr>
+          <w:rFonts w:ascii="Courier New" w:eastAsia="Courier New" w:hAnsi="Courier New" w:cs="Courier New"/>
+          <w:color w:val="188038"/>
+        </w:rPr>
         <w:t>(</w:t>
       </w:r>
-      <w:proofErr w:type="gramEnd"/>
-      <w:r>
-        <w:rPr>
-          <w:rFonts w:ascii="Courier New" w:eastAsia="Courier New" w:hAnsi="Courier New" w:cs="Courier New"/>
-          <w:color w:val="188038"/>
-        </w:rPr>
-        <w:t>)</w:t>
-      </w:r>
-    </w:p>
-    <w:p>
-      <w:pPr>
-        <w:ind w:left="720"/>
-        <w:rPr>
-          <w:rFonts w:ascii="Courier New" w:eastAsia="Courier New" w:hAnsi="Courier New" w:cs="Courier New"/>
-          <w:color w:val="188038"/>
-        </w:rPr>
-      </w:pPr>
-      <w:r>
-        <w:rPr>
-          <w:rFonts w:ascii="Courier New" w:eastAsia="Courier New" w:hAnsi="Courier New" w:cs="Courier New"/>
-          <w:color w:val="188038"/>
-        </w:rPr>
-        <w:t xml:space="preserve">    {</w:t>
-      </w:r>
-    </w:p>
-    <w:p>
-      <w:pPr>
-        <w:ind w:left="720"/>
-        <w:rPr>
-          <w:rFonts w:ascii="Courier New" w:eastAsia="Courier New" w:hAnsi="Courier New" w:cs="Courier New"/>
-          <w:color w:val="188038"/>
-        </w:rPr>
-      </w:pPr>
-      <w:r>
-        <w:rPr>
-          <w:rFonts w:ascii="Courier New" w:eastAsia="Courier New" w:hAnsi="Courier New" w:cs="Courier New"/>
-          <w:color w:val="188038"/>
-        </w:rPr>
-        <w:t xml:space="preserve">        Quaternion </w:t>
-      </w:r>
-      <w:proofErr w:type="spellStart"/>
-      <w:r>
-        <w:rPr>
-          <w:rFonts w:ascii="Courier New" w:eastAsia="Courier New" w:hAnsi="Courier New" w:cs="Courier New"/>
-          <w:color w:val="188038"/>
-        </w:rPr>
-        <w:t>deltaRotation</w:t>
-      </w:r>
-      <w:proofErr w:type="spellEnd"/>
-      <w:r>
-        <w:rPr>
-          <w:rFonts w:ascii="Courier New" w:eastAsia="Courier New" w:hAnsi="Courier New" w:cs="Courier New"/>
-          <w:color w:val="188038"/>
-        </w:rPr>
-        <w:t xml:space="preserve"> = </w:t>
-      </w:r>
-      <w:proofErr w:type="spellStart"/>
-      <w:r>
-        <w:rPr>
-          <w:rFonts w:ascii="Courier New" w:eastAsia="Courier New" w:hAnsi="Courier New" w:cs="Courier New"/>
-          <w:color w:val="188038"/>
-        </w:rPr>
-        <w:t>Quaternion.Euler</w:t>
-      </w:r>
-      <w:proofErr w:type="spellEnd"/>
-      <w:r>
-        <w:rPr>
-          <w:rFonts w:ascii="Courier New" w:eastAsia="Courier New" w:hAnsi="Courier New" w:cs="Courier New"/>
-          <w:color w:val="188038"/>
-        </w:rPr>
-        <w:t xml:space="preserve">(0, </w:t>
-      </w:r>
-      <w:proofErr w:type="spellStart"/>
-      <w:r>
-        <w:rPr>
-          <w:rFonts w:ascii="Courier New" w:eastAsia="Courier New" w:hAnsi="Courier New" w:cs="Courier New"/>
-          <w:color w:val="188038"/>
-        </w:rPr>
-        <w:t>rotationSpeed</w:t>
-      </w:r>
-      <w:proofErr w:type="spellEnd"/>
-      <w:r>
-        <w:rPr>
-          <w:rFonts w:ascii="Courier New" w:eastAsia="Courier New" w:hAnsi="Courier New" w:cs="Courier New"/>
-          <w:color w:val="188038"/>
-        </w:rPr>
-        <w:t xml:space="preserve"> * </w:t>
-      </w:r>
-      <w:proofErr w:type="spellStart"/>
-      <w:r>
-        <w:rPr>
-          <w:rFonts w:ascii="Courier New" w:eastAsia="Courier New" w:hAnsi="Courier New" w:cs="Courier New"/>
-          <w:color w:val="188038"/>
-        </w:rPr>
-        <w:t>Time.fixedDeltaTime</w:t>
-      </w:r>
-      <w:proofErr w:type="spellEnd"/>
-      <w:r>
-        <w:rPr>
-          <w:rFonts w:ascii="Courier New" w:eastAsia="Courier New" w:hAnsi="Courier New" w:cs="Courier New"/>
-          <w:color w:val="188038"/>
-        </w:rPr>
-        <w:t>, 0);</w:t>
-      </w:r>
-    </w:p>
-    <w:p>
-      <w:pPr>
-        <w:ind w:left="720"/>
-        <w:rPr>
-          <w:rFonts w:ascii="Courier New" w:eastAsia="Courier New" w:hAnsi="Courier New" w:cs="Courier New"/>
-          <w:color w:val="188038"/>
-        </w:rPr>
-      </w:pPr>
-      <w:r>
-        <w:rPr>
-          <w:rFonts w:ascii="Courier New" w:eastAsia="Courier New" w:hAnsi="Courier New" w:cs="Courier New"/>
-          <w:color w:val="188038"/>
-        </w:rPr>
-        <w:t xml:space="preserve">        </w:t>
-      </w:r>
-      <w:proofErr w:type="spellStart"/>
-      <w:proofErr w:type="gramStart"/>
-      <w:r>
-        <w:rPr>
-          <w:rFonts w:ascii="Courier New" w:eastAsia="Courier New" w:hAnsi="Courier New" w:cs="Courier New"/>
-          <w:color w:val="188038"/>
-        </w:rPr>
-        <w:t>rb.MoveRotation</w:t>
-      </w:r>
-      <w:proofErr w:type="spellEnd"/>
-      <w:proofErr w:type="gramEnd"/>
-      <w:r>
-        <w:rPr>
-          <w:rFonts w:ascii="Courier New" w:eastAsia="Courier New" w:hAnsi="Courier New" w:cs="Courier New"/>
-          <w:color w:val="188038"/>
-        </w:rPr>
-        <w:t>(</w:t>
-      </w:r>
-      <w:proofErr w:type="spellStart"/>
-      <w:proofErr w:type="gramStart"/>
+      <w:proofErr w:type="spellStart"/>
       <w:r>
         <w:rPr>
           <w:rFonts w:ascii="Courier New" w:eastAsia="Courier New" w:hAnsi="Courier New" w:cs="Courier New"/>
@@ -5040,7 +4825,6 @@
         <w:t>rb.rotation</w:t>
       </w:r>
       <w:proofErr w:type="spellEnd"/>
-      <w:proofErr w:type="gramEnd"/>
       <w:r>
         <w:rPr>
           <w:rFonts w:ascii="Courier New" w:eastAsia="Courier New" w:hAnsi="Courier New" w:cs="Courier New"/>
@@ -5572,7 +5356,6 @@
         <w:t xml:space="preserve">void </w:t>
       </w:r>
       <w:proofErr w:type="spellStart"/>
-      <w:proofErr w:type="gramStart"/>
       <w:r>
         <w:rPr>
           <w:rFonts w:ascii="Courier New" w:eastAsia="Courier New" w:hAnsi="Courier New" w:cs="Courier New"/>
@@ -5586,15 +5369,7 @@
           <w:rFonts w:ascii="Courier New" w:eastAsia="Courier New" w:hAnsi="Courier New" w:cs="Courier New"/>
           <w:color w:val="188038"/>
         </w:rPr>
-        <w:t>(</w:t>
-      </w:r>
-      <w:proofErr w:type="gramEnd"/>
-      <w:r>
-        <w:rPr>
-          <w:rFonts w:ascii="Courier New" w:eastAsia="Courier New" w:hAnsi="Courier New" w:cs="Courier New"/>
-          <w:color w:val="188038"/>
-        </w:rPr>
-        <w:t>Collider other)</w:t>
+        <w:t>(Collider other)</w:t>
       </w:r>
     </w:p>
     <w:p>
@@ -5629,7 +5404,6 @@
         <w:t xml:space="preserve">    if (</w:t>
       </w:r>
       <w:proofErr w:type="spellStart"/>
-      <w:proofErr w:type="gramStart"/>
       <w:r>
         <w:rPr>
           <w:rFonts w:ascii="Courier New" w:eastAsia="Courier New" w:hAnsi="Courier New" w:cs="Courier New"/>
@@ -5638,7 +5412,6 @@
         <w:t>other.CompareTag</w:t>
       </w:r>
       <w:proofErr w:type="spellEnd"/>
-      <w:proofErr w:type="gramEnd"/>
       <w:r>
         <w:rPr>
           <w:rFonts w:ascii="Courier New" w:eastAsia="Courier New" w:hAnsi="Courier New" w:cs="Courier New"/>
@@ -5764,7 +5537,6 @@
         <w:t>The line if (</w:t>
       </w:r>
       <w:proofErr w:type="spellStart"/>
-      <w:proofErr w:type="gramStart"/>
       <w:r>
         <w:rPr>
           <w:rFonts w:ascii="Bookman Old Style" w:eastAsia="Bookman Old Style" w:hAnsi="Bookman Old Style" w:cs="Bookman Old Style"/>
@@ -5772,7 +5544,6 @@
         <w:t>other.CompareTag</w:t>
       </w:r>
       <w:proofErr w:type="spellEnd"/>
-      <w:proofErr w:type="gramEnd"/>
       <w:r>
         <w:rPr>
           <w:rFonts w:ascii="Bookman Old Style" w:eastAsia="Bookman Old Style" w:hAnsi="Bookman Old Style" w:cs="Bookman Old Style"/>
@@ -5807,25 +5578,7 @@
           <w:bCs/>
         </w:rPr>
         <w:lastRenderedPageBreak/>
-        <w:t xml:space="preserve">Add a screenshot here of the </w:t>
-      </w:r>
-      <w:proofErr w:type="gramStart"/>
-      <w:r>
-        <w:rPr>
-          <w:rFonts w:ascii="Bookman Old Style" w:eastAsia="Bookman Old Style" w:hAnsi="Bookman Old Style" w:cs="Bookman Old Style"/>
-          <w:b/>
-          <w:bCs/>
-        </w:rPr>
-        <w:t>debug :</w:t>
-      </w:r>
-      <w:proofErr w:type="gramEnd"/>
-      <w:r>
-        <w:rPr>
-          <w:rFonts w:ascii="Bookman Old Style" w:eastAsia="Bookman Old Style" w:hAnsi="Bookman Old Style" w:cs="Bookman Old Style"/>
-          <w:b/>
-          <w:bCs/>
-        </w:rPr>
-        <w:t xml:space="preserve"> </w:t>
+        <w:t xml:space="preserve">Add a screenshot here of the debug : </w:t>
       </w:r>
       <w:r>
         <w:rPr>
@@ -5842,6 +5595,7 @@
       <w:r>
         <w:rPr>
           <w:rFonts w:ascii="Bookman Old Style" w:eastAsia="Bookman Old Style" w:hAnsi="Bookman Old Style" w:cs="Bookman Old Style"/>
+          <w:noProof/>
         </w:rPr>
         <w:drawing>
           <wp:inline distT="0" distB="0" distL="0" distR="0" wp14:anchorId="38F351F7" wp14:editId="67D75ED2">
@@ -6345,23 +6099,192 @@
           <w:rFonts w:ascii="Roboto Mono" w:eastAsia="Roboto Mono" w:hAnsi="Roboto Mono" w:cs="Roboto Mono"/>
           <w:color w:val="188038"/>
         </w:rPr>
+        <w:t>void Start()</w:t>
+      </w:r>
+    </w:p>
+    <w:p>
+      <w:pPr>
+        <w:ind w:left="720"/>
+        <w:rPr>
+          <w:rFonts w:ascii="Roboto Mono" w:eastAsia="Roboto Mono" w:hAnsi="Roboto Mono" w:cs="Roboto Mono"/>
+          <w:color w:val="188038"/>
+        </w:rPr>
+      </w:pPr>
+      <w:r>
+        <w:rPr>
+          <w:rFonts w:ascii="Roboto Mono" w:eastAsia="Roboto Mono" w:hAnsi="Roboto Mono" w:cs="Roboto Mono"/>
+          <w:color w:val="188038"/>
+        </w:rPr>
+        <w:t>{</w:t>
+      </w:r>
+    </w:p>
+    <w:p>
+      <w:pPr>
+        <w:ind w:left="720"/>
+        <w:rPr>
+          <w:rFonts w:ascii="Roboto Mono" w:eastAsia="Roboto Mono" w:hAnsi="Roboto Mono" w:cs="Roboto Mono"/>
+          <w:color w:val="188038"/>
+        </w:rPr>
+      </w:pPr>
+      <w:r>
+        <w:rPr>
+          <w:rFonts w:ascii="Roboto Mono" w:eastAsia="Roboto Mono" w:hAnsi="Roboto Mono" w:cs="Roboto Mono"/>
+          <w:color w:val="188038"/>
+        </w:rPr>
+        <w:t xml:space="preserve">    </w:t>
+      </w:r>
+      <w:proofErr w:type="spellStart"/>
+      <w:r>
+        <w:rPr>
+          <w:rFonts w:ascii="Roboto Mono" w:eastAsia="Roboto Mono" w:hAnsi="Roboto Mono" w:cs="Roboto Mono"/>
+          <w:color w:val="188038"/>
+        </w:rPr>
+        <w:t>rb</w:t>
+      </w:r>
+      <w:proofErr w:type="spellEnd"/>
+      <w:r>
+        <w:rPr>
+          <w:rFonts w:ascii="Roboto Mono" w:eastAsia="Roboto Mono" w:hAnsi="Roboto Mono" w:cs="Roboto Mono"/>
+          <w:color w:val="188038"/>
+        </w:rPr>
+        <w:t xml:space="preserve"> = </w:t>
+      </w:r>
+      <w:proofErr w:type="spellStart"/>
+      <w:r>
+        <w:rPr>
+          <w:rFonts w:ascii="Roboto Mono" w:eastAsia="Roboto Mono" w:hAnsi="Roboto Mono" w:cs="Roboto Mono"/>
+          <w:color w:val="188038"/>
+        </w:rPr>
+        <w:t>GetComponent</w:t>
+      </w:r>
+      <w:proofErr w:type="spellEnd"/>
+      <w:r>
+        <w:rPr>
+          <w:rFonts w:ascii="Roboto Mono" w:eastAsia="Roboto Mono" w:hAnsi="Roboto Mono" w:cs="Roboto Mono"/>
+          <w:color w:val="188038"/>
+        </w:rPr>
+        <w:t>&lt;</w:t>
+      </w:r>
+      <w:proofErr w:type="spellStart"/>
+      <w:r>
+        <w:rPr>
+          <w:rFonts w:ascii="Roboto Mono" w:eastAsia="Roboto Mono" w:hAnsi="Roboto Mono" w:cs="Roboto Mono"/>
+          <w:color w:val="188038"/>
+        </w:rPr>
+        <w:t>Rigidbody</w:t>
+      </w:r>
+      <w:proofErr w:type="spellEnd"/>
+      <w:r>
+        <w:rPr>
+          <w:rFonts w:ascii="Roboto Mono" w:eastAsia="Roboto Mono" w:hAnsi="Roboto Mono" w:cs="Roboto Mono"/>
+          <w:color w:val="188038"/>
+        </w:rPr>
+        <w:t>&gt;();</w:t>
+      </w:r>
+    </w:p>
+    <w:p>
+      <w:pPr>
+        <w:ind w:left="720"/>
+        <w:rPr>
+          <w:rFonts w:ascii="Roboto Mono" w:eastAsia="Roboto Mono" w:hAnsi="Roboto Mono" w:cs="Roboto Mono"/>
+          <w:color w:val="188038"/>
+        </w:rPr>
+      </w:pPr>
+      <w:r>
+        <w:rPr>
+          <w:rFonts w:ascii="Roboto Mono" w:eastAsia="Roboto Mono" w:hAnsi="Roboto Mono" w:cs="Roboto Mono"/>
+          <w:color w:val="188038"/>
+        </w:rPr>
+        <w:t xml:space="preserve">    </w:t>
+      </w:r>
+      <w:proofErr w:type="spellStart"/>
+      <w:r>
+        <w:rPr>
+          <w:rFonts w:ascii="Roboto Mono" w:eastAsia="Roboto Mono" w:hAnsi="Roboto Mono" w:cs="Roboto Mono"/>
+          <w:color w:val="188038"/>
+        </w:rPr>
+        <w:t>startPosition</w:t>
+      </w:r>
+      <w:proofErr w:type="spellEnd"/>
+      <w:r>
+        <w:rPr>
+          <w:rFonts w:ascii="Roboto Mono" w:eastAsia="Roboto Mono" w:hAnsi="Roboto Mono" w:cs="Roboto Mono"/>
+          <w:color w:val="188038"/>
+        </w:rPr>
+        <w:t xml:space="preserve"> = </w:t>
+      </w:r>
+      <w:proofErr w:type="spellStart"/>
+      <w:r>
+        <w:rPr>
+          <w:rFonts w:ascii="Roboto Mono" w:eastAsia="Roboto Mono" w:hAnsi="Roboto Mono" w:cs="Roboto Mono"/>
+          <w:color w:val="188038"/>
+        </w:rPr>
+        <w:t>transform.position</w:t>
+      </w:r>
+      <w:proofErr w:type="spellEnd"/>
+      <w:r>
+        <w:rPr>
+          <w:rFonts w:ascii="Roboto Mono" w:eastAsia="Roboto Mono" w:hAnsi="Roboto Mono" w:cs="Roboto Mono"/>
+          <w:color w:val="188038"/>
+        </w:rPr>
+        <w:t>;</w:t>
+      </w:r>
+    </w:p>
+    <w:p>
+      <w:pPr>
+        <w:ind w:left="720"/>
+        <w:rPr>
+          <w:rFonts w:ascii="Roboto Mono" w:eastAsia="Roboto Mono" w:hAnsi="Roboto Mono" w:cs="Roboto Mono"/>
+          <w:color w:val="188038"/>
+        </w:rPr>
+      </w:pPr>
+      <w:r>
+        <w:rPr>
+          <w:rFonts w:ascii="Roboto Mono" w:eastAsia="Roboto Mono" w:hAnsi="Roboto Mono" w:cs="Roboto Mono"/>
+          <w:color w:val="188038"/>
+        </w:rPr>
+        <w:t>}</w:t>
+      </w:r>
+    </w:p>
+    <w:p>
+      <w:pPr>
+        <w:ind w:left="720"/>
+        <w:rPr>
+          <w:rFonts w:ascii="Roboto Mono" w:eastAsia="Roboto Mono" w:hAnsi="Roboto Mono" w:cs="Roboto Mono"/>
+          <w:color w:val="188038"/>
+        </w:rPr>
+      </w:pPr>
+    </w:p>
+    <w:p>
+      <w:pPr>
+        <w:ind w:left="720"/>
+        <w:rPr>
+          <w:rFonts w:ascii="Roboto Mono" w:eastAsia="Roboto Mono" w:hAnsi="Roboto Mono" w:cs="Roboto Mono"/>
+          <w:color w:val="188038"/>
+        </w:rPr>
+      </w:pPr>
+      <w:r>
+        <w:rPr>
+          <w:rFonts w:ascii="Roboto Mono" w:eastAsia="Roboto Mono" w:hAnsi="Roboto Mono" w:cs="Roboto Mono"/>
+          <w:color w:val="188038"/>
+        </w:rPr>
         <w:t xml:space="preserve">void </w:t>
       </w:r>
-      <w:proofErr w:type="gramStart"/>
+      <w:proofErr w:type="spellStart"/>
       <w:r>
         <w:rPr>
           <w:rFonts w:ascii="Roboto Mono" w:eastAsia="Roboto Mono" w:hAnsi="Roboto Mono" w:cs="Roboto Mono"/>
           <w:color w:val="188038"/>
         </w:rPr>
-        <w:t>Start(</w:t>
-      </w:r>
-      <w:proofErr w:type="gramEnd"/>
+        <w:t>OnTriggerEnter</w:t>
+      </w:r>
+      <w:proofErr w:type="spellEnd"/>
       <w:r>
         <w:rPr>
           <w:rFonts w:ascii="Roboto Mono" w:eastAsia="Roboto Mono" w:hAnsi="Roboto Mono" w:cs="Roboto Mono"/>
           <w:color w:val="188038"/>
         </w:rPr>
-        <w:t>)</w:t>
+        <w:t>(Collider other)</w:t>
       </w:r>
     </w:p>
     <w:p>
@@ -6393,7 +6316,7 @@
           <w:rFonts w:ascii="Roboto Mono" w:eastAsia="Roboto Mono" w:hAnsi="Roboto Mono" w:cs="Roboto Mono"/>
           <w:color w:val="188038"/>
         </w:rPr>
-        <w:t xml:space="preserve">    </w:t>
+        <w:t xml:space="preserve">    if (</w:t>
       </w:r>
       <w:proofErr w:type="spellStart"/>
       <w:r>
@@ -6401,7 +6324,7 @@
           <w:rFonts w:ascii="Roboto Mono" w:eastAsia="Roboto Mono" w:hAnsi="Roboto Mono" w:cs="Roboto Mono"/>
           <w:color w:val="188038"/>
         </w:rPr>
-        <w:t>rb</w:t>
+        <w:t>other.CompareTag</w:t>
       </w:r>
       <w:proofErr w:type="spellEnd"/>
       <w:r>
@@ -6409,48 +6332,55 @@
           <w:rFonts w:ascii="Roboto Mono" w:eastAsia="Roboto Mono" w:hAnsi="Roboto Mono" w:cs="Roboto Mono"/>
           <w:color w:val="188038"/>
         </w:rPr>
-        <w:t xml:space="preserve"> = </w:t>
-      </w:r>
-      <w:proofErr w:type="spellStart"/>
-      <w:r>
+        <w:t>("Goal"))</w:t>
+      </w:r>
+    </w:p>
+    <w:p>
+      <w:pPr>
+        <w:ind w:left="720"/>
         <w:rPr>
           <w:rFonts w:ascii="Roboto Mono" w:eastAsia="Roboto Mono" w:hAnsi="Roboto Mono" w:cs="Roboto Mono"/>
           <w:color w:val="188038"/>
         </w:rPr>
-        <w:t>GetComponent</w:t>
-      </w:r>
-      <w:proofErr w:type="spellEnd"/>
+      </w:pPr>
       <w:r>
         <w:rPr>
           <w:rFonts w:ascii="Roboto Mono" w:eastAsia="Roboto Mono" w:hAnsi="Roboto Mono" w:cs="Roboto Mono"/>
           <w:color w:val="188038"/>
         </w:rPr>
-        <w:t>&lt;</w:t>
-      </w:r>
-      <w:proofErr w:type="spellStart"/>
-      <w:r>
+        <w:t xml:space="preserve">    {</w:t>
+      </w:r>
+    </w:p>
+    <w:p>
+      <w:pPr>
+        <w:ind w:left="720"/>
         <w:rPr>
           <w:rFonts w:ascii="Roboto Mono" w:eastAsia="Roboto Mono" w:hAnsi="Roboto Mono" w:cs="Roboto Mono"/>
           <w:color w:val="188038"/>
         </w:rPr>
-        <w:t>Rigidbody</w:t>
-      </w:r>
-      <w:proofErr w:type="spellEnd"/>
-      <w:proofErr w:type="gramStart"/>
+      </w:pPr>
       <w:r>
         <w:rPr>
           <w:rFonts w:ascii="Roboto Mono" w:eastAsia="Roboto Mono" w:hAnsi="Roboto Mono" w:cs="Roboto Mono"/>
           <w:color w:val="188038"/>
         </w:rPr>
-        <w:t>&gt;(</w:t>
-      </w:r>
-      <w:proofErr w:type="gramEnd"/>
+        <w:t xml:space="preserve">        </w:t>
+      </w:r>
+      <w:proofErr w:type="spellStart"/>
       <w:r>
         <w:rPr>
           <w:rFonts w:ascii="Roboto Mono" w:eastAsia="Roboto Mono" w:hAnsi="Roboto Mono" w:cs="Roboto Mono"/>
           <w:color w:val="188038"/>
         </w:rPr>
-        <w:t>);</w:t>
+        <w:t>Debug.Log</w:t>
+      </w:r>
+      <w:proofErr w:type="spellEnd"/>
+      <w:r>
+        <w:rPr>
+          <w:rFonts w:ascii="Roboto Mono" w:eastAsia="Roboto Mono" w:hAnsi="Roboto Mono" w:cs="Roboto Mono"/>
+          <w:color w:val="188038"/>
+        </w:rPr>
+        <w:t>("You Win");</w:t>
       </w:r>
     </w:p>
     <w:p>
@@ -6466,249 +6396,33 @@
           <w:rFonts w:ascii="Roboto Mono" w:eastAsia="Roboto Mono" w:hAnsi="Roboto Mono" w:cs="Roboto Mono"/>
           <w:color w:val="188038"/>
         </w:rPr>
-        <w:t xml:space="preserve">    </w:t>
-      </w:r>
-      <w:proofErr w:type="spellStart"/>
-      <w:r>
+        <w:t xml:space="preserve">    }</w:t>
+      </w:r>
+    </w:p>
+    <w:p>
+      <w:pPr>
+        <w:ind w:left="720"/>
         <w:rPr>
           <w:rFonts w:ascii="Roboto Mono" w:eastAsia="Roboto Mono" w:hAnsi="Roboto Mono" w:cs="Roboto Mono"/>
           <w:color w:val="188038"/>
         </w:rPr>
-        <w:t>startPosition</w:t>
-      </w:r>
-      <w:proofErr w:type="spellEnd"/>
+      </w:pPr>
       <w:r>
         <w:rPr>
           <w:rFonts w:ascii="Roboto Mono" w:eastAsia="Roboto Mono" w:hAnsi="Roboto Mono" w:cs="Roboto Mono"/>
           <w:color w:val="188038"/>
         </w:rPr>
-        <w:t xml:space="preserve"> = </w:t>
-      </w:r>
-      <w:proofErr w:type="spellStart"/>
-      <w:proofErr w:type="gramStart"/>
+        <w:t xml:space="preserve">    else if (</w:t>
+      </w:r>
+      <w:proofErr w:type="spellStart"/>
       <w:r>
         <w:rPr>
           <w:rFonts w:ascii="Roboto Mono" w:eastAsia="Roboto Mono" w:hAnsi="Roboto Mono" w:cs="Roboto Mono"/>
           <w:color w:val="188038"/>
         </w:rPr>
-        <w:t>transform.position</w:t>
-      </w:r>
-      <w:proofErr w:type="spellEnd"/>
-      <w:proofErr w:type="gramEnd"/>
-      <w:r>
-        <w:rPr>
-          <w:rFonts w:ascii="Roboto Mono" w:eastAsia="Roboto Mono" w:hAnsi="Roboto Mono" w:cs="Roboto Mono"/>
-          <w:color w:val="188038"/>
-        </w:rPr>
-        <w:t>;</w:t>
-      </w:r>
-    </w:p>
-    <w:p>
-      <w:pPr>
-        <w:ind w:left="720"/>
-        <w:rPr>
-          <w:rFonts w:ascii="Roboto Mono" w:eastAsia="Roboto Mono" w:hAnsi="Roboto Mono" w:cs="Roboto Mono"/>
-          <w:color w:val="188038"/>
-        </w:rPr>
-      </w:pPr>
-      <w:r>
-        <w:rPr>
-          <w:rFonts w:ascii="Roboto Mono" w:eastAsia="Roboto Mono" w:hAnsi="Roboto Mono" w:cs="Roboto Mono"/>
-          <w:color w:val="188038"/>
-        </w:rPr>
-        <w:t>}</w:t>
-      </w:r>
-    </w:p>
-    <w:p>
-      <w:pPr>
-        <w:ind w:left="720"/>
-        <w:rPr>
-          <w:rFonts w:ascii="Roboto Mono" w:eastAsia="Roboto Mono" w:hAnsi="Roboto Mono" w:cs="Roboto Mono"/>
-          <w:color w:val="188038"/>
-        </w:rPr>
-      </w:pPr>
-    </w:p>
-    <w:p>
-      <w:pPr>
-        <w:ind w:left="720"/>
-        <w:rPr>
-          <w:rFonts w:ascii="Roboto Mono" w:eastAsia="Roboto Mono" w:hAnsi="Roboto Mono" w:cs="Roboto Mono"/>
-          <w:color w:val="188038"/>
-        </w:rPr>
-      </w:pPr>
-      <w:r>
-        <w:rPr>
-          <w:rFonts w:ascii="Roboto Mono" w:eastAsia="Roboto Mono" w:hAnsi="Roboto Mono" w:cs="Roboto Mono"/>
-          <w:color w:val="188038"/>
-        </w:rPr>
-        <w:t xml:space="preserve">void </w:t>
-      </w:r>
-      <w:proofErr w:type="spellStart"/>
-      <w:proofErr w:type="gramStart"/>
-      <w:r>
-        <w:rPr>
-          <w:rFonts w:ascii="Roboto Mono" w:eastAsia="Roboto Mono" w:hAnsi="Roboto Mono" w:cs="Roboto Mono"/>
-          <w:color w:val="188038"/>
-        </w:rPr>
-        <w:t>OnTriggerEnter</w:t>
-      </w:r>
-      <w:proofErr w:type="spellEnd"/>
-      <w:r>
-        <w:rPr>
-          <w:rFonts w:ascii="Roboto Mono" w:eastAsia="Roboto Mono" w:hAnsi="Roboto Mono" w:cs="Roboto Mono"/>
-          <w:color w:val="188038"/>
-        </w:rPr>
-        <w:t>(</w:t>
-      </w:r>
-      <w:proofErr w:type="gramEnd"/>
-      <w:r>
-        <w:rPr>
-          <w:rFonts w:ascii="Roboto Mono" w:eastAsia="Roboto Mono" w:hAnsi="Roboto Mono" w:cs="Roboto Mono"/>
-          <w:color w:val="188038"/>
-        </w:rPr>
-        <w:t>Collider other)</w:t>
-      </w:r>
-    </w:p>
-    <w:p>
-      <w:pPr>
-        <w:ind w:left="720"/>
-        <w:rPr>
-          <w:rFonts w:ascii="Roboto Mono" w:eastAsia="Roboto Mono" w:hAnsi="Roboto Mono" w:cs="Roboto Mono"/>
-          <w:color w:val="188038"/>
-        </w:rPr>
-      </w:pPr>
-      <w:r>
-        <w:rPr>
-          <w:rFonts w:ascii="Roboto Mono" w:eastAsia="Roboto Mono" w:hAnsi="Roboto Mono" w:cs="Roboto Mono"/>
-          <w:color w:val="188038"/>
-        </w:rPr>
-        <w:t>{</w:t>
-      </w:r>
-    </w:p>
-    <w:p>
-      <w:pPr>
-        <w:ind w:left="720"/>
-        <w:rPr>
-          <w:rFonts w:ascii="Roboto Mono" w:eastAsia="Roboto Mono" w:hAnsi="Roboto Mono" w:cs="Roboto Mono"/>
-          <w:color w:val="188038"/>
-        </w:rPr>
-      </w:pPr>
-      <w:r>
-        <w:rPr>
-          <w:rFonts w:ascii="Roboto Mono" w:eastAsia="Roboto Mono" w:hAnsi="Roboto Mono" w:cs="Roboto Mono"/>
-          <w:color w:val="188038"/>
-        </w:rPr>
-        <w:t xml:space="preserve">    if (</w:t>
-      </w:r>
-      <w:proofErr w:type="spellStart"/>
-      <w:proofErr w:type="gramStart"/>
-      <w:r>
-        <w:rPr>
-          <w:rFonts w:ascii="Roboto Mono" w:eastAsia="Roboto Mono" w:hAnsi="Roboto Mono" w:cs="Roboto Mono"/>
-          <w:color w:val="188038"/>
-        </w:rPr>
         <w:t>other.CompareTag</w:t>
       </w:r>
       <w:proofErr w:type="spellEnd"/>
-      <w:proofErr w:type="gramEnd"/>
-      <w:r>
-        <w:rPr>
-          <w:rFonts w:ascii="Roboto Mono" w:eastAsia="Roboto Mono" w:hAnsi="Roboto Mono" w:cs="Roboto Mono"/>
-          <w:color w:val="188038"/>
-        </w:rPr>
-        <w:t>("Goal"))</w:t>
-      </w:r>
-    </w:p>
-    <w:p>
-      <w:pPr>
-        <w:ind w:left="720"/>
-        <w:rPr>
-          <w:rFonts w:ascii="Roboto Mono" w:eastAsia="Roboto Mono" w:hAnsi="Roboto Mono" w:cs="Roboto Mono"/>
-          <w:color w:val="188038"/>
-        </w:rPr>
-      </w:pPr>
-      <w:r>
-        <w:rPr>
-          <w:rFonts w:ascii="Roboto Mono" w:eastAsia="Roboto Mono" w:hAnsi="Roboto Mono" w:cs="Roboto Mono"/>
-          <w:color w:val="188038"/>
-        </w:rPr>
-        <w:t xml:space="preserve">    {</w:t>
-      </w:r>
-    </w:p>
-    <w:p>
-      <w:pPr>
-        <w:ind w:left="720"/>
-        <w:rPr>
-          <w:rFonts w:ascii="Roboto Mono" w:eastAsia="Roboto Mono" w:hAnsi="Roboto Mono" w:cs="Roboto Mono"/>
-          <w:color w:val="188038"/>
-        </w:rPr>
-      </w:pPr>
-      <w:r>
-        <w:rPr>
-          <w:rFonts w:ascii="Roboto Mono" w:eastAsia="Roboto Mono" w:hAnsi="Roboto Mono" w:cs="Roboto Mono"/>
-          <w:color w:val="188038"/>
-        </w:rPr>
-        <w:t xml:space="preserve">        </w:t>
-      </w:r>
-      <w:proofErr w:type="spellStart"/>
-      <w:r>
-        <w:rPr>
-          <w:rFonts w:ascii="Roboto Mono" w:eastAsia="Roboto Mono" w:hAnsi="Roboto Mono" w:cs="Roboto Mono"/>
-          <w:color w:val="188038"/>
-        </w:rPr>
-        <w:t>Debug.Log</w:t>
-      </w:r>
-      <w:proofErr w:type="spellEnd"/>
-      <w:r>
-        <w:rPr>
-          <w:rFonts w:ascii="Roboto Mono" w:eastAsia="Roboto Mono" w:hAnsi="Roboto Mono" w:cs="Roboto Mono"/>
-          <w:color w:val="188038"/>
-        </w:rPr>
-        <w:t>("You Win");</w:t>
-      </w:r>
-    </w:p>
-    <w:p>
-      <w:pPr>
-        <w:ind w:left="720"/>
-        <w:rPr>
-          <w:rFonts w:ascii="Roboto Mono" w:eastAsia="Roboto Mono" w:hAnsi="Roboto Mono" w:cs="Roboto Mono"/>
-          <w:color w:val="188038"/>
-        </w:rPr>
-      </w:pPr>
-      <w:r>
-        <w:rPr>
-          <w:rFonts w:ascii="Roboto Mono" w:eastAsia="Roboto Mono" w:hAnsi="Roboto Mono" w:cs="Roboto Mono"/>
-          <w:color w:val="188038"/>
-        </w:rPr>
-        <w:t xml:space="preserve">    }</w:t>
-      </w:r>
-    </w:p>
-    <w:p>
-      <w:pPr>
-        <w:ind w:left="720"/>
-        <w:rPr>
-          <w:rFonts w:ascii="Roboto Mono" w:eastAsia="Roboto Mono" w:hAnsi="Roboto Mono" w:cs="Roboto Mono"/>
-          <w:color w:val="188038"/>
-        </w:rPr>
-      </w:pPr>
-      <w:r>
-        <w:rPr>
-          <w:rFonts w:ascii="Roboto Mono" w:eastAsia="Roboto Mono" w:hAnsi="Roboto Mono" w:cs="Roboto Mono"/>
-          <w:color w:val="188038"/>
-        </w:rPr>
-        <w:t xml:space="preserve">    else if (</w:t>
-      </w:r>
-      <w:proofErr w:type="spellStart"/>
-      <w:proofErr w:type="gramStart"/>
-      <w:r>
-        <w:rPr>
-          <w:rFonts w:ascii="Roboto Mono" w:eastAsia="Roboto Mono" w:hAnsi="Roboto Mono" w:cs="Roboto Mono"/>
-          <w:color w:val="188038"/>
-        </w:rPr>
-        <w:t>other.CompareTag</w:t>
-      </w:r>
-      <w:proofErr w:type="spellEnd"/>
-      <w:proofErr w:type="gramEnd"/>
       <w:r>
         <w:rPr>
           <w:rFonts w:ascii="Roboto Mono" w:eastAsia="Roboto Mono" w:hAnsi="Roboto Mono" w:cs="Roboto Mono"/>
@@ -6767,7 +6481,6 @@
         <w:t xml:space="preserve">        </w:t>
       </w:r>
       <w:proofErr w:type="spellStart"/>
-      <w:proofErr w:type="gramStart"/>
       <w:r>
         <w:rPr>
           <w:rFonts w:ascii="Courier New" w:eastAsia="Courier New" w:hAnsi="Courier New" w:cs="Courier New"/>
@@ -6778,7 +6491,6 @@
         <w:t>rb.position</w:t>
       </w:r>
       <w:proofErr w:type="spellEnd"/>
-      <w:proofErr w:type="gramEnd"/>
       <w:r>
         <w:rPr>
           <w:rFonts w:ascii="Courier New" w:eastAsia="Courier New" w:hAnsi="Courier New" w:cs="Courier New"/>
@@ -6861,7 +6573,6 @@
       </w:r>
     </w:p>
     <w:p/>
-    <w:p/>
     <w:p>
       <w:pPr>
         <w:spacing w:before="200" w:after="80"/>
@@ -6886,32 +6597,26 @@
         <w:t xml:space="preserve">4. Assigning </w:t>
       </w:r>
       <w:proofErr w:type="spellStart"/>
-      <w:proofErr w:type="gramStart"/>
       <w:r>
         <w:t>rb.position</w:t>
       </w:r>
       <w:proofErr w:type="spellEnd"/>
-      <w:proofErr w:type="gramEnd"/>
       <w:r>
         <w:t xml:space="preserve"> teleports the ball, which is fine here because it lands in empty space. It is not safe in general: dropping a body inside another one creates a deep overlap, and the separation impulse launches it. </w:t>
       </w:r>
       <w:proofErr w:type="spellStart"/>
-      <w:proofErr w:type="gramStart"/>
       <w:r>
         <w:t>rb.MovePosition</w:t>
       </w:r>
       <w:proofErr w:type="spellEnd"/>
-      <w:proofErr w:type="gramEnd"/>
       <w:r>
         <w:t xml:space="preserve"> sweeps the motion and finds contacts on the way; assignment does </w:t>
       </w:r>
       <w:proofErr w:type="spellStart"/>
-      <w:proofErr w:type="gramStart"/>
       <w:r>
         <w:t>not.with</w:t>
       </w:r>
       <w:proofErr w:type="spellEnd"/>
-      <w:proofErr w:type="gramEnd"/>
       <w:r>
         <w:t>:</w:t>
       </w:r>
@@ -6927,7 +6632,6 @@
         </w:rPr>
       </w:pPr>
       <w:proofErr w:type="spellStart"/>
-      <w:proofErr w:type="gramStart"/>
       <w:r>
         <w:rPr>
           <w:rFonts w:ascii="Courier New" w:eastAsia="Courier New" w:hAnsi="Courier New" w:cs="Courier New"/>
@@ -6938,7 +6642,6 @@
         <w:t>rb.MovePosition</w:t>
       </w:r>
       <w:proofErr w:type="spellEnd"/>
-      <w:proofErr w:type="gramEnd"/>
       <w:r>
         <w:rPr>
           <w:rFonts w:ascii="Courier New" w:eastAsia="Courier New" w:hAnsi="Courier New" w:cs="Courier New"/>
@@ -6979,15 +6682,7 @@
         </w:rPr>
       </w:pPr>
       <w:r>
-        <w:t xml:space="preserve"> Also add the 2 </w:t>
-      </w:r>
-      <w:proofErr w:type="gramStart"/>
-      <w:r>
-        <w:t>line</w:t>
-      </w:r>
-      <w:proofErr w:type="gramEnd"/>
-      <w:r>
-        <w:t xml:space="preserve"> below so the ball does not keep the speed it died </w:t>
+        <w:t xml:space="preserve"> Also add the 2 line below so the ball does not keep the speed it died </w:t>
       </w:r>
     </w:p>
     <w:p>
@@ -6999,7 +6694,6 @@
         </w:rPr>
       </w:pPr>
       <w:proofErr w:type="spellStart"/>
-      <w:proofErr w:type="gramStart"/>
       <w:r>
         <w:rPr>
           <w:rFonts w:ascii="Courier New" w:eastAsia="Courier New" w:hAnsi="Courier New" w:cs="Courier New"/>
@@ -7008,7 +6702,6 @@
         <w:t>rb.linearVelocity</w:t>
       </w:r>
       <w:proofErr w:type="spellEnd"/>
-      <w:proofErr w:type="gramEnd"/>
       <w:r>
         <w:rPr>
           <w:rFonts w:ascii="Courier New" w:eastAsia="Courier New" w:hAnsi="Courier New" w:cs="Courier New"/>
@@ -7017,7 +6710,6 @@
         <w:t xml:space="preserve"> = Vector3.zero;   // </w:t>
       </w:r>
       <w:proofErr w:type="spellStart"/>
-      <w:proofErr w:type="gramStart"/>
       <w:r>
         <w:rPr>
           <w:rFonts w:ascii="Courier New" w:eastAsia="Courier New" w:hAnsi="Courier New" w:cs="Courier New"/>
@@ -7026,7 +6718,6 @@
         <w:t>rb.velocity</w:t>
       </w:r>
       <w:proofErr w:type="spellEnd"/>
-      <w:proofErr w:type="gramEnd"/>
       <w:r>
         <w:rPr>
           <w:rFonts w:ascii="Courier New" w:eastAsia="Courier New" w:hAnsi="Courier New" w:cs="Courier New"/>
@@ -7044,7 +6735,6 @@
         </w:rPr>
       </w:pPr>
       <w:proofErr w:type="spellStart"/>
-      <w:proofErr w:type="gramStart"/>
       <w:r>
         <w:rPr>
           <w:rFonts w:ascii="Courier New" w:eastAsia="Courier New" w:hAnsi="Courier New" w:cs="Courier New"/>
@@ -7053,7 +6743,6 @@
         <w:t>rb.angularVelocity</w:t>
       </w:r>
       <w:proofErr w:type="spellEnd"/>
-      <w:proofErr w:type="gramEnd"/>
       <w:r>
         <w:rPr>
           <w:rFonts w:ascii="Courier New" w:eastAsia="Courier New" w:hAnsi="Courier New" w:cs="Courier New"/>
@@ -7102,16 +6791,8 @@
         <w:rPr>
           <w:rFonts w:ascii="Bookman Old Style" w:eastAsia="Bookman Old Style" w:hAnsi="Bookman Old Style" w:cs="Bookman Old Style"/>
         </w:rPr>
-        <w:t xml:space="preserve">How to submit your </w:t>
-      </w:r>
-      <w:proofErr w:type="gramStart"/>
-      <w:r>
-        <w:rPr>
-          <w:rFonts w:ascii="Bookman Old Style" w:eastAsia="Bookman Old Style" w:hAnsi="Bookman Old Style" w:cs="Bookman Old Style"/>
-        </w:rPr>
-        <w:t>project :</w:t>
-      </w:r>
-      <w:proofErr w:type="gramEnd"/>
+        <w:t>How to submit your project :</w:t>
+      </w:r>
     </w:p>
     <w:p>
       <w:pPr>
@@ -7161,9 +6842,6 @@
     <w:p>
       <w:pPr>
         <w:ind w:left="360"/>
-        <w:rPr>
-          <w:rFonts w:ascii="Bookman Old Style" w:eastAsia="Bookman Old Style" w:hAnsi="Bookman Old Style" w:cs="Bookman Old Style"/>
-        </w:rPr>
       </w:pPr>
       <w:hyperlink r:id="rId33" w:history="1">
         <w:r>
@@ -7177,6 +6855,14 @@
     </w:p>
     <w:p>
       <w:pPr>
+        <w:ind w:left="360"/>
+        <w:rPr>
+          <w:rFonts w:ascii="Bookman Old Style" w:eastAsia="Bookman Old Style" w:hAnsi="Bookman Old Style" w:cs="Bookman Old Style"/>
+        </w:rPr>
+      </w:pPr>
+    </w:p>
+    <w:p>
+      <w:pPr>
         <w:numPr>
           <w:ilvl w:val="0"/>
           <w:numId w:val="4"/>
@@ -7192,15 +6878,6 @@
         <w:t>Submit this document on LEA.</w:t>
       </w:r>
     </w:p>
-    <w:p>
-      <w:pPr>
-        <w:ind w:left="360"/>
-        <w:rPr>
-          <w:rFonts w:ascii="Bookman Old Style" w:eastAsia="Bookman Old Style" w:hAnsi="Bookman Old Style" w:cs="Bookman Old Style"/>
-        </w:rPr>
-      </w:pPr>
-    </w:p>
-    <w:p/>
     <w:sectPr>
       <w:pgSz w:w="12240" w:h="15840"/>
       <w:pgMar w:top="1440" w:right="1440" w:bottom="1440" w:left="1440" w:header="720" w:footer="720" w:gutter="0"/>
